--- a/Benchmarks for Topic Structuring.docx
+++ b/Benchmarks for Topic Structuring.docx
@@ -1,51 +1,53 @@
 
 <file path=word/document.xml><?xml version="1.0" encoding="utf-8"?>
-<w:document xmlns:mc="http://schemas.openxmlformats.org/markup-compatibility/2006" xmlns:o="urn:schemas-microsoft-com:office:office" xmlns:r="http://schemas.openxmlformats.org/officeDocument/2006/relationships" xmlns:m="http://schemas.openxmlformats.org/officeDocument/2006/math" xmlns:v="urn:schemas-microsoft-com:vml" xmlns:wp="http://schemas.openxmlformats.org/drawingml/2006/wordprocessingDrawing" xmlns:w10="urn:schemas-microsoft-com:office:word" xmlns:w="http://schemas.openxmlformats.org/wordprocessingml/2006/main" xmlns:wne="http://schemas.microsoft.com/office/word/2006/wordml" xmlns:sl="http://schemas.openxmlformats.org/schemaLibrary/2006/main" xmlns:a="http://schemas.openxmlformats.org/drawingml/2006/main" xmlns:pic="http://schemas.openxmlformats.org/drawingml/2006/picture" xmlns:c="http://schemas.openxmlformats.org/drawingml/2006/chart" xmlns:lc="http://schemas.openxmlformats.org/drawingml/2006/lockedCanvas" xmlns:dgm="http://schemas.openxmlformats.org/drawingml/2006/diagram" xmlns:wps="http://schemas.microsoft.com/office/word/2010/wordprocessingShape" xmlns:wpg="http://schemas.microsoft.com/office/word/2010/wordprocessingGroup" xmlns:w14="http://schemas.microsoft.com/office/word/2010/wordml" xmlns:w15="http://schemas.microsoft.com/office/word/2012/wordml" xmlns:w16="http://schemas.microsoft.com/office/word/2018/wordml" xmlns:w16cex="http://schemas.microsoft.com/office/word/2018/wordml/cex" xmlns:w16cid="http://schemas.microsoft.com/office/word/2016/wordml/cid" xmlns="http://schemas.microsoft.com/office/tasks/2019/documenttasks" xmlns:cr="http://schemas.microsoft.com/office/comments/2020/reactions">
+<w:document xmlns:wpc="http://schemas.microsoft.com/office/word/2010/wordprocessingCanvas" xmlns:cx="http://schemas.microsoft.com/office/drawing/2014/chartex" xmlns:cx1="http://schemas.microsoft.com/office/drawing/2015/9/8/chartex" xmlns:cx2="http://schemas.microsoft.com/office/drawing/2015/10/21/chartex" xmlns:cx3="http://schemas.microsoft.com/office/drawing/2016/5/9/chartex" xmlns:cx4="http://schemas.microsoft.com/office/drawing/2016/5/10/chartex" xmlns:cx5="http://schemas.microsoft.com/office/drawing/2016/5/11/chartex" xmlns:cx6="http://schemas.microsoft.com/office/drawing/2016/5/12/chartex" xmlns:cx7="http://schemas.microsoft.com/office/drawing/2016/5/13/chartex" xmlns:cx8="http://schemas.microsoft.com/office/drawing/2016/5/14/chartex" xmlns:mc="http://schemas.openxmlformats.org/markup-compatibility/2006" xmlns:aink="http://schemas.microsoft.com/office/drawing/2016/ink" xmlns:am3d="http://schemas.microsoft.com/office/drawing/2017/model3d" xmlns:o="urn:schemas-microsoft-com:office:office" xmlns:oel="http://schemas.microsoft.com/office/2019/extlst" xmlns:r="http://schemas.openxmlformats.org/officeDocument/2006/relationships" xmlns:m="http://schemas.openxmlformats.org/officeDocument/2006/math" xmlns:v="urn:schemas-microsoft-com:vml" xmlns:wp14="http://schemas.microsoft.com/office/word/2010/wordprocessingDrawing" xmlns:wp="http://schemas.openxmlformats.org/drawingml/2006/wordprocessingDrawing" xmlns:w10="urn:schemas-microsoft-com:office:word" xmlns:w="http://schemas.openxmlformats.org/wordprocessingml/2006/main" xmlns:w14="http://schemas.microsoft.com/office/word/2010/wordml" xmlns:w15="http://schemas.microsoft.com/office/word/2012/wordml" xmlns:w16cex="http://schemas.microsoft.com/office/word/2018/wordml/cex" xmlns:w16cid="http://schemas.microsoft.com/office/word/2016/wordml/cid" xmlns:w16="http://schemas.microsoft.com/office/word/2018/wordml" xmlns:w16sdtdh="http://schemas.microsoft.com/office/word/2020/wordml/sdtdatahash" xmlns:w16se="http://schemas.microsoft.com/office/word/2015/wordml/symex" xmlns:wpg="http://schemas.microsoft.com/office/word/2010/wordprocessingGroup" xmlns:wpi="http://schemas.microsoft.com/office/word/2010/wordprocessingInk" xmlns:wne="http://schemas.microsoft.com/office/word/2006/wordml" xmlns:wps="http://schemas.microsoft.com/office/word/2010/wordprocessingShape" mc:Ignorable="w14 w15 w16se w16cid w16 w16cex w16sdtdh wp14">
   <w:body>
     <w:p>
       <w:pPr>
         <w:spacing w:after="160" w:line="240" w:lineRule="auto"/>
-        <w:ind w:firstLine="566.9291338582677"/>
+        <w:ind w:firstLine="566"/>
         <w:jc w:val="center"/>
         <w:rPr>
-          <w:rFonts w:ascii="Times New Roman" w:cs="Times New Roman" w:eastAsia="Times New Roman" w:hAnsi="Times New Roman"/>
-          <w:b w:val="1"/>
-          <w:bCs w:val="1"/>
-          <w:sz w:val="24"/>
-          <w:szCs w:val="24"/>
-        </w:rPr>
-      </w:pPr>
-      <w:r>
-        <w:rPr>
-          <w:rFonts w:ascii="Times New Roman" w:cs="Times New Roman" w:eastAsia="Times New Roman" w:hAnsi="Times New Roman"/>
-          <w:b w:val="1"/>
-          <w:bCs w:val="1"/>
-          <w:sz w:val="24"/>
-          <w:szCs w:val="24"/>
-          <w:rtl w:val="0"/>
-        </w:rPr>
-        <w:t xml:space="preserve">Benchmarks for Topic Structuring</w:t>
+          <w:rFonts w:ascii="Times New Roman" w:eastAsia="Times New Roman" w:hAnsi="Times New Roman" w:cs="Times New Roman"/>
+          <w:b/>
+          <w:bCs/>
+          <w:sz w:val="24"/>
+          <w:szCs w:val="24"/>
+          <w:lang w:val="en-US"/>
+        </w:rPr>
+      </w:pPr>
+      <w:r>
+        <w:rPr>
+          <w:rFonts w:ascii="Times New Roman" w:eastAsia="Times New Roman" w:hAnsi="Times New Roman" w:cs="Times New Roman"/>
+          <w:b/>
+          <w:bCs/>
+          <w:sz w:val="24"/>
+          <w:szCs w:val="24"/>
+          <w:lang w:val="en-US"/>
+        </w:rPr>
+        <w:t>Benchmarks for Topic Structuring</w:t>
       </w:r>
     </w:p>
     <w:p>
       <w:pPr>
         <w:spacing w:after="160" w:line="240" w:lineRule="auto"/>
-        <w:ind w:firstLine="566.9291338582677"/>
+        <w:ind w:firstLine="566"/>
         <w:jc w:val="both"/>
         <w:rPr>
-          <w:rFonts w:ascii="Times New Roman" w:cs="Times New Roman" w:eastAsia="Times New Roman" w:hAnsi="Times New Roman"/>
-          <w:sz w:val="24"/>
-          <w:szCs w:val="24"/>
-        </w:rPr>
-      </w:pPr>
-      <w:r>
-        <w:rPr>
-          <w:rFonts w:ascii="Times New Roman" w:cs="Times New Roman" w:eastAsia="Times New Roman" w:hAnsi="Times New Roman"/>
-          <w:sz w:val="24"/>
-          <w:szCs w:val="24"/>
-          <w:rtl w:val="0"/>
-        </w:rPr>
-        <w:t xml:space="preserve">Let us now consider the datasets used:</w:t>
+          <w:rFonts w:ascii="Times New Roman" w:eastAsia="Times New Roman" w:hAnsi="Times New Roman" w:cs="Times New Roman"/>
+          <w:sz w:val="24"/>
+          <w:szCs w:val="24"/>
+          <w:lang w:val="en-US"/>
+        </w:rPr>
+      </w:pPr>
+      <w:r>
+        <w:rPr>
+          <w:rFonts w:ascii="Times New Roman" w:eastAsia="Times New Roman" w:hAnsi="Times New Roman" w:cs="Times New Roman"/>
+          <w:sz w:val="24"/>
+          <w:szCs w:val="24"/>
+          <w:lang w:val="en-US"/>
+        </w:rPr>
+        <w:t>Let us now consider the datasets used:</w:t>
       </w:r>
     </w:p>
     <w:p>
@@ -54,23 +56,62 @@
           <w:ilvl w:val="0"/>
           <w:numId w:val="1"/>
         </w:numPr>
-        <w:spacing w:after="0" w:afterAutospacing="0" w:before="240" w:line="240" w:lineRule="auto"/>
-        <w:ind w:firstLine="566.9291338582677"/>
+        <w:spacing w:before="240" w:line="240" w:lineRule="auto"/>
+        <w:ind w:firstLine="566"/>
         <w:jc w:val="both"/>
         <w:rPr>
-          <w:rFonts w:ascii="Times New Roman" w:cs="Times New Roman" w:eastAsia="Times New Roman" w:hAnsi="Times New Roman"/>
-          <w:sz w:val="24"/>
-          <w:szCs w:val="24"/>
-        </w:rPr>
-      </w:pPr>
-      <w:r>
-        <w:rPr>
-          <w:rFonts w:ascii="Times New Roman" w:cs="Times New Roman" w:eastAsia="Times New Roman" w:hAnsi="Times New Roman"/>
-          <w:sz w:val="24"/>
-          <w:szCs w:val="24"/>
-          <w:rtl w:val="0"/>
-        </w:rPr>
-        <w:t xml:space="preserve">FPB [18]. This dataset represents topics from benchmarks evaluating the popular task of sentiment analysis. FPB is focused on sentiment analysis of financial news text. In this task, models have to classify the text into one of three classes — positive, neutral, or negative.</w:t>
+          <w:rFonts w:ascii="Times New Roman" w:eastAsia="Times New Roman" w:hAnsi="Times New Roman" w:cs="Times New Roman"/>
+          <w:sz w:val="24"/>
+          <w:szCs w:val="24"/>
+          <w:lang w:val="en-US"/>
+        </w:rPr>
+      </w:pPr>
+      <w:r>
+        <w:rPr>
+          <w:rFonts w:ascii="Times New Roman" w:eastAsia="Times New Roman" w:hAnsi="Times New Roman" w:cs="Times New Roman"/>
+          <w:sz w:val="24"/>
+          <w:szCs w:val="24"/>
+          <w:lang w:val="en-US"/>
+        </w:rPr>
+        <w:t>FPB [</w:t>
+      </w:r>
+      <w:r>
+        <w:rPr>
+          <w:rFonts w:ascii="Times New Roman" w:eastAsia="Times New Roman" w:hAnsi="Times New Roman" w:cs="Times New Roman"/>
+          <w:sz w:val="24"/>
+          <w:szCs w:val="24"/>
+          <w:lang w:val="ru-RU"/>
+        </w:rPr>
+        <w:t>29</w:t>
+      </w:r>
+      <w:r>
+        <w:rPr>
+          <w:rFonts w:ascii="Times New Roman" w:eastAsia="Times New Roman" w:hAnsi="Times New Roman" w:cs="Times New Roman"/>
+          <w:sz w:val="24"/>
+          <w:szCs w:val="24"/>
+          <w:lang w:val="en-US"/>
+        </w:rPr>
+        <w:t xml:space="preserve">]. This dataset represents topics from benchmarks evaluating the popular task of sentiment analysis. FPB is focused on sentiment analysis of financial news text. In this task, models </w:t>
+      </w:r>
+      <w:proofErr w:type="gramStart"/>
+      <w:r>
+        <w:rPr>
+          <w:rFonts w:ascii="Times New Roman" w:eastAsia="Times New Roman" w:hAnsi="Times New Roman" w:cs="Times New Roman"/>
+          <w:sz w:val="24"/>
+          <w:szCs w:val="24"/>
+          <w:lang w:val="en-US"/>
+        </w:rPr>
+        <w:t>have to</w:t>
+      </w:r>
+      <w:proofErr w:type="gramEnd"/>
+      <w:r>
+        <w:rPr>
+          <w:rFonts w:ascii="Times New Roman" w:eastAsia="Times New Roman" w:hAnsi="Times New Roman" w:cs="Times New Roman"/>
+          <w:sz w:val="24"/>
+          <w:szCs w:val="24"/>
+          <w:lang w:val="en-US"/>
+        </w:rPr>
+        <w:t xml:space="preserve"> classify the text into one of three classes — positive, neutral, or negative.</w:t>
       </w:r>
     </w:p>
     <w:p>
@@ -79,23 +120,53 @@
           <w:ilvl w:val="0"/>
           <w:numId w:val="1"/>
         </w:numPr>
-        <w:spacing w:after="0" w:afterAutospacing="0" w:before="0" w:beforeAutospacing="0" w:line="240" w:lineRule="auto"/>
-        <w:ind w:firstLine="566.9291338582677"/>
+        <w:spacing w:line="240" w:lineRule="auto"/>
+        <w:ind w:firstLine="566"/>
         <w:jc w:val="both"/>
         <w:rPr>
-          <w:rFonts w:ascii="Times New Roman" w:cs="Times New Roman" w:eastAsia="Times New Roman" w:hAnsi="Times New Roman"/>
-          <w:sz w:val="24"/>
-          <w:szCs w:val="24"/>
-        </w:rPr>
-      </w:pPr>
-      <w:r>
-        <w:rPr>
-          <w:rFonts w:ascii="Times New Roman" w:cs="Times New Roman" w:eastAsia="Times New Roman" w:hAnsi="Times New Roman"/>
-          <w:sz w:val="24"/>
-          <w:szCs w:val="24"/>
-          <w:rtl w:val="0"/>
-        </w:rPr>
-        <w:t xml:space="preserve">FinQA [19]. This benchmark evaluates the model’s ability to analyze and extract data from financial tables (in this case, reports of SP 500 companies) and the accompanying text. The dataset mainly targets numerical reasoning, where the model must provide an accurate, concise answer.</w:t>
+          <w:rFonts w:ascii="Times New Roman" w:eastAsia="Times New Roman" w:hAnsi="Times New Roman" w:cs="Times New Roman"/>
+          <w:sz w:val="24"/>
+          <w:szCs w:val="24"/>
+          <w:lang w:val="en-US"/>
+        </w:rPr>
+      </w:pPr>
+      <w:proofErr w:type="spellStart"/>
+      <w:r>
+        <w:rPr>
+          <w:rFonts w:ascii="Times New Roman" w:eastAsia="Times New Roman" w:hAnsi="Times New Roman" w:cs="Times New Roman"/>
+          <w:sz w:val="24"/>
+          <w:szCs w:val="24"/>
+          <w:lang w:val="en-US"/>
+        </w:rPr>
+        <w:t>FinQA</w:t>
+      </w:r>
+      <w:proofErr w:type="spellEnd"/>
+      <w:r>
+        <w:rPr>
+          <w:rFonts w:ascii="Times New Roman" w:eastAsia="Times New Roman" w:hAnsi="Times New Roman" w:cs="Times New Roman"/>
+          <w:sz w:val="24"/>
+          <w:szCs w:val="24"/>
+          <w:lang w:val="en-US"/>
+        </w:rPr>
+        <w:t xml:space="preserve"> [</w:t>
+      </w:r>
+      <w:r>
+        <w:rPr>
+          <w:rFonts w:ascii="Times New Roman" w:eastAsia="Times New Roman" w:hAnsi="Times New Roman" w:cs="Times New Roman"/>
+          <w:sz w:val="24"/>
+          <w:szCs w:val="24"/>
+          <w:lang w:val="ru-RU"/>
+        </w:rPr>
+        <w:t>31</w:t>
+      </w:r>
+      <w:r>
+        <w:rPr>
+          <w:rFonts w:ascii="Times New Roman" w:eastAsia="Times New Roman" w:hAnsi="Times New Roman" w:cs="Times New Roman"/>
+          <w:sz w:val="24"/>
+          <w:szCs w:val="24"/>
+          <w:lang w:val="en-US"/>
+        </w:rPr>
+        <w:t>]. This benchmark evaluates the model’s ability to analyze and extract data from financial tables (in this case, reports of SP 500 companies) and the accompanying text. The dataset mainly targets numerical reasoning, where the model must provide an accurate, concise answer.</w:t>
       </w:r>
     </w:p>
     <w:p>
@@ -104,23 +175,73 @@
           <w:ilvl w:val="0"/>
           <w:numId w:val="1"/>
         </w:numPr>
-        <w:spacing w:after="0" w:afterAutospacing="0" w:before="0" w:beforeAutospacing="0" w:line="240" w:lineRule="auto"/>
-        <w:ind w:firstLine="566.9291338582677"/>
+        <w:spacing w:line="240" w:lineRule="auto"/>
+        <w:ind w:firstLine="566"/>
         <w:jc w:val="both"/>
         <w:rPr>
-          <w:rFonts w:ascii="Times New Roman" w:cs="Times New Roman" w:eastAsia="Times New Roman" w:hAnsi="Times New Roman"/>
-          <w:sz w:val="24"/>
-          <w:szCs w:val="24"/>
-        </w:rPr>
-      </w:pPr>
-      <w:r>
-        <w:rPr>
-          <w:rFonts w:ascii="Times New Roman" w:cs="Times New Roman" w:eastAsia="Times New Roman" w:hAnsi="Times New Roman"/>
-          <w:sz w:val="24"/>
-          <w:szCs w:val="24"/>
-          <w:rtl w:val="0"/>
-        </w:rPr>
-        <w:t xml:space="preserve">FiQA QA [20]. One of the earliest datasets used for evaluating FinLLMs, featuring questions that can be considered open-ended. However, in its original form, answering these questions involves extracting information from a document corpus. The dataset is based on texts from microblogs, reports, and news articles.</w:t>
+          <w:rFonts w:ascii="Times New Roman" w:eastAsia="Times New Roman" w:hAnsi="Times New Roman" w:cs="Times New Roman"/>
+          <w:sz w:val="24"/>
+          <w:szCs w:val="24"/>
+          <w:lang w:val="en-US"/>
+        </w:rPr>
+      </w:pPr>
+      <w:proofErr w:type="spellStart"/>
+      <w:r>
+        <w:rPr>
+          <w:rFonts w:ascii="Times New Roman" w:eastAsia="Times New Roman" w:hAnsi="Times New Roman" w:cs="Times New Roman"/>
+          <w:sz w:val="24"/>
+          <w:szCs w:val="24"/>
+          <w:lang w:val="en-US"/>
+        </w:rPr>
+        <w:t>FiQA</w:t>
+      </w:r>
+      <w:proofErr w:type="spellEnd"/>
+      <w:r>
+        <w:rPr>
+          <w:rFonts w:ascii="Times New Roman" w:eastAsia="Times New Roman" w:hAnsi="Times New Roman" w:cs="Times New Roman"/>
+          <w:sz w:val="24"/>
+          <w:szCs w:val="24"/>
+          <w:lang w:val="en-US"/>
+        </w:rPr>
+        <w:t xml:space="preserve"> QA [</w:t>
+      </w:r>
+      <w:r>
+        <w:rPr>
+          <w:rFonts w:ascii="Times New Roman" w:eastAsia="Times New Roman" w:hAnsi="Times New Roman" w:cs="Times New Roman"/>
+          <w:sz w:val="24"/>
+          <w:szCs w:val="24"/>
+          <w:lang w:val="ru-RU"/>
+        </w:rPr>
+        <w:t>32</w:t>
+      </w:r>
+      <w:r>
+        <w:rPr>
+          <w:rFonts w:ascii="Times New Roman" w:eastAsia="Times New Roman" w:hAnsi="Times New Roman" w:cs="Times New Roman"/>
+          <w:sz w:val="24"/>
+          <w:szCs w:val="24"/>
+          <w:lang w:val="en-US"/>
+        </w:rPr>
+        <w:t xml:space="preserve">]. One of the earliest datasets used for evaluating </w:t>
+      </w:r>
+      <w:proofErr w:type="spellStart"/>
+      <w:r>
+        <w:rPr>
+          <w:rFonts w:ascii="Times New Roman" w:eastAsia="Times New Roman" w:hAnsi="Times New Roman" w:cs="Times New Roman"/>
+          <w:sz w:val="24"/>
+          <w:szCs w:val="24"/>
+          <w:lang w:val="en-US"/>
+        </w:rPr>
+        <w:t>FinLLMs</w:t>
+      </w:r>
+      <w:proofErr w:type="spellEnd"/>
+      <w:r>
+        <w:rPr>
+          <w:rFonts w:ascii="Times New Roman" w:eastAsia="Times New Roman" w:hAnsi="Times New Roman" w:cs="Times New Roman"/>
+          <w:sz w:val="24"/>
+          <w:szCs w:val="24"/>
+          <w:lang w:val="en-US"/>
+        </w:rPr>
+        <w:t>, featuring questions that can be considered open-ended. However, in its original form, answering these questions involves extracting information from a document corpus. The dataset is based on texts from microblogs, reports, and news articles.</w:t>
       </w:r>
     </w:p>
     <w:p>
@@ -129,23 +250,35 @@
           <w:ilvl w:val="0"/>
           <w:numId w:val="1"/>
         </w:numPr>
-        <w:spacing w:after="0" w:afterAutospacing="0" w:before="0" w:beforeAutospacing="0" w:line="240" w:lineRule="auto"/>
-        <w:ind w:firstLine="566.9291338582677"/>
+        <w:spacing w:line="240" w:lineRule="auto"/>
+        <w:ind w:firstLine="566"/>
         <w:jc w:val="both"/>
         <w:rPr>
-          <w:rFonts w:ascii="Times New Roman" w:cs="Times New Roman" w:eastAsia="Times New Roman" w:hAnsi="Times New Roman"/>
-          <w:sz w:val="24"/>
-          <w:szCs w:val="24"/>
-        </w:rPr>
-      </w:pPr>
-      <w:r>
-        <w:rPr>
-          <w:rFonts w:ascii="Times New Roman" w:cs="Times New Roman" w:eastAsia="Times New Roman" w:hAnsi="Times New Roman"/>
-          <w:sz w:val="24"/>
-          <w:szCs w:val="24"/>
-          <w:rtl w:val="0"/>
-        </w:rPr>
-        <w:t xml:space="preserve">FinEval [12]. This Chinese benchmark was compiled from exercises found in textbooks and exams. All questions are divided into four categories: finance, economics, accounting, and topics related to obtaining professional certifications in the financial domain. To answer each question, models must select one correct option from four provided choices.</w:t>
+          <w:rFonts w:ascii="Times New Roman" w:eastAsia="Times New Roman" w:hAnsi="Times New Roman" w:cs="Times New Roman"/>
+          <w:sz w:val="24"/>
+          <w:szCs w:val="24"/>
+          <w:lang w:val="en-US"/>
+        </w:rPr>
+      </w:pPr>
+      <w:proofErr w:type="spellStart"/>
+      <w:r>
+        <w:rPr>
+          <w:rFonts w:ascii="Times New Roman" w:eastAsia="Times New Roman" w:hAnsi="Times New Roman" w:cs="Times New Roman"/>
+          <w:sz w:val="24"/>
+          <w:szCs w:val="24"/>
+          <w:lang w:val="en-US"/>
+        </w:rPr>
+        <w:t>FinEval</w:t>
+      </w:r>
+      <w:proofErr w:type="spellEnd"/>
+      <w:r>
+        <w:rPr>
+          <w:rFonts w:ascii="Times New Roman" w:eastAsia="Times New Roman" w:hAnsi="Times New Roman" w:cs="Times New Roman"/>
+          <w:sz w:val="24"/>
+          <w:szCs w:val="24"/>
+          <w:lang w:val="en-US"/>
+        </w:rPr>
+        <w:t xml:space="preserve"> [12]. This Chinese benchmark was compiled from exercises found in textbooks and exams. All questions are divided into four categories: finance, economics, accounting, and topics related to obtaining professional certifications in the financial domain. To answer each question, models must select one correct option from four provided choices.</w:t>
       </w:r>
     </w:p>
     <w:p>
@@ -154,23 +287,93 @@
           <w:ilvl w:val="0"/>
           <w:numId w:val="1"/>
         </w:numPr>
-        <w:spacing w:after="0" w:afterAutospacing="0" w:before="0" w:beforeAutospacing="0" w:line="240" w:lineRule="auto"/>
-        <w:ind w:firstLine="566.9291338582677"/>
+        <w:spacing w:line="240" w:lineRule="auto"/>
+        <w:ind w:firstLine="566"/>
         <w:jc w:val="both"/>
         <w:rPr>
-          <w:rFonts w:ascii="Times New Roman" w:cs="Times New Roman" w:eastAsia="Times New Roman" w:hAnsi="Times New Roman"/>
-          <w:sz w:val="24"/>
-          <w:szCs w:val="24"/>
-        </w:rPr>
-      </w:pPr>
-      <w:r>
-        <w:rPr>
-          <w:rFonts w:ascii="Times New Roman" w:cs="Times New Roman" w:eastAsia="Times New Roman" w:hAnsi="Times New Roman"/>
-          <w:sz w:val="24"/>
-          <w:szCs w:val="24"/>
-          <w:rtl w:val="0"/>
-        </w:rPr>
-        <w:t xml:space="preserve">FinanceIQ [13]. The data for this benchmark were also collected from questions across several financial qualification exams. Similar to FinEval, each question requires selecting one correct answer from four options. The questions were reformulated using GPT-4, and the answer options were shuffled to increase the likelihood of accurately assessing the model’s true knowledge.</w:t>
+          <w:rFonts w:ascii="Times New Roman" w:eastAsia="Times New Roman" w:hAnsi="Times New Roman" w:cs="Times New Roman"/>
+          <w:sz w:val="24"/>
+          <w:szCs w:val="24"/>
+          <w:lang w:val="en-US"/>
+        </w:rPr>
+      </w:pPr>
+      <w:proofErr w:type="spellStart"/>
+      <w:r>
+        <w:rPr>
+          <w:rFonts w:ascii="Times New Roman" w:eastAsia="Times New Roman" w:hAnsi="Times New Roman" w:cs="Times New Roman"/>
+          <w:sz w:val="24"/>
+          <w:szCs w:val="24"/>
+          <w:lang w:val="en-US"/>
+        </w:rPr>
+        <w:t>FinanceIQ</w:t>
+      </w:r>
+      <w:proofErr w:type="spellEnd"/>
+      <w:r>
+        <w:rPr>
+          <w:rFonts w:ascii="Times New Roman" w:eastAsia="Times New Roman" w:hAnsi="Times New Roman" w:cs="Times New Roman"/>
+          <w:sz w:val="24"/>
+          <w:szCs w:val="24"/>
+          <w:lang w:val="en-US"/>
+        </w:rPr>
+        <w:t xml:space="preserve"> [</w:t>
+      </w:r>
+      <w:r>
+        <w:rPr>
+          <w:rFonts w:ascii="Times New Roman" w:eastAsia="Times New Roman" w:hAnsi="Times New Roman" w:cs="Times New Roman"/>
+          <w:sz w:val="24"/>
+          <w:szCs w:val="24"/>
+          <w:lang w:val="ru-RU"/>
+        </w:rPr>
+        <w:t>34</w:t>
+      </w:r>
+      <w:r>
+        <w:rPr>
+          <w:rFonts w:ascii="Times New Roman" w:eastAsia="Times New Roman" w:hAnsi="Times New Roman" w:cs="Times New Roman"/>
+          <w:sz w:val="24"/>
+          <w:szCs w:val="24"/>
+          <w:lang w:val="en-US"/>
+        </w:rPr>
+        <w:t xml:space="preserve">]. The data for this benchmark were also collected from questions across several financial qualification exams. </w:t>
+      </w:r>
+      <w:proofErr w:type="gramStart"/>
+      <w:r>
+        <w:rPr>
+          <w:rFonts w:ascii="Times New Roman" w:eastAsia="Times New Roman" w:hAnsi="Times New Roman" w:cs="Times New Roman"/>
+          <w:sz w:val="24"/>
+          <w:szCs w:val="24"/>
+          <w:lang w:val="en-US"/>
+        </w:rPr>
+        <w:t>Similar to</w:t>
+      </w:r>
+      <w:proofErr w:type="gramEnd"/>
+      <w:r>
+        <w:rPr>
+          <w:rFonts w:ascii="Times New Roman" w:eastAsia="Times New Roman" w:hAnsi="Times New Roman" w:cs="Times New Roman"/>
+          <w:sz w:val="24"/>
+          <w:szCs w:val="24"/>
+          <w:lang w:val="en-US"/>
+        </w:rPr>
+        <w:t xml:space="preserve"> </w:t>
+      </w:r>
+      <w:proofErr w:type="spellStart"/>
+      <w:r>
+        <w:rPr>
+          <w:rFonts w:ascii="Times New Roman" w:eastAsia="Times New Roman" w:hAnsi="Times New Roman" w:cs="Times New Roman"/>
+          <w:sz w:val="24"/>
+          <w:szCs w:val="24"/>
+          <w:lang w:val="en-US"/>
+        </w:rPr>
+        <w:t>FinEval</w:t>
+      </w:r>
+      <w:proofErr w:type="spellEnd"/>
+      <w:r>
+        <w:rPr>
+          <w:rFonts w:ascii="Times New Roman" w:eastAsia="Times New Roman" w:hAnsi="Times New Roman" w:cs="Times New Roman"/>
+          <w:sz w:val="24"/>
+          <w:szCs w:val="24"/>
+          <w:lang w:val="en-US"/>
+        </w:rPr>
+        <w:t>, each question requires selecting one correct answer from four options. The questions were reformulated using GPT-4, and the answer options were shuffled to increase the likelihood of accurately assessing the model’s true knowledge.</w:t>
       </w:r>
     </w:p>
     <w:p>
@@ -179,23 +382,53 @@
           <w:ilvl w:val="0"/>
           <w:numId w:val="1"/>
         </w:numPr>
-        <w:spacing w:after="0" w:afterAutospacing="0" w:before="0" w:beforeAutospacing="0" w:line="240" w:lineRule="auto"/>
-        <w:ind w:firstLine="566.9291338582677"/>
+        <w:spacing w:line="240" w:lineRule="auto"/>
+        <w:ind w:firstLine="566"/>
         <w:jc w:val="both"/>
         <w:rPr>
-          <w:rFonts w:ascii="Times New Roman" w:cs="Times New Roman" w:eastAsia="Times New Roman" w:hAnsi="Times New Roman"/>
-          <w:sz w:val="24"/>
-          <w:szCs w:val="24"/>
-        </w:rPr>
-      </w:pPr>
-      <w:r>
-        <w:rPr>
-          <w:rFonts w:ascii="Times New Roman" w:cs="Times New Roman" w:eastAsia="Times New Roman" w:hAnsi="Times New Roman"/>
-          <w:sz w:val="24"/>
-          <w:szCs w:val="24"/>
-          <w:rtl w:val="0"/>
-        </w:rPr>
-        <w:t xml:space="preserve">AntGroupDataset [21]. This carefully curated benchmark is based on data from various business domains and publicly available online sources, developed with input from financial experts. The dataset covers five categories: financial cognition, financial knowledge, financial logic, content generation, and compliance with security requirements. Each question offers 2 to 4 answer choices, from which the model must select the correct one.</w:t>
+          <w:rFonts w:ascii="Times New Roman" w:eastAsia="Times New Roman" w:hAnsi="Times New Roman" w:cs="Times New Roman"/>
+          <w:sz w:val="24"/>
+          <w:szCs w:val="24"/>
+          <w:lang w:val="en-US"/>
+        </w:rPr>
+      </w:pPr>
+      <w:proofErr w:type="spellStart"/>
+      <w:r>
+        <w:rPr>
+          <w:rFonts w:ascii="Times New Roman" w:eastAsia="Times New Roman" w:hAnsi="Times New Roman" w:cs="Times New Roman"/>
+          <w:sz w:val="24"/>
+          <w:szCs w:val="24"/>
+          <w:lang w:val="en-US"/>
+        </w:rPr>
+        <w:t>AntGroupDataset</w:t>
+      </w:r>
+      <w:proofErr w:type="spellEnd"/>
+      <w:r>
+        <w:rPr>
+          <w:rFonts w:ascii="Times New Roman" w:eastAsia="Times New Roman" w:hAnsi="Times New Roman" w:cs="Times New Roman"/>
+          <w:sz w:val="24"/>
+          <w:szCs w:val="24"/>
+          <w:lang w:val="en-US"/>
+        </w:rPr>
+        <w:t xml:space="preserve"> [</w:t>
+      </w:r>
+      <w:r>
+        <w:rPr>
+          <w:rFonts w:ascii="Times New Roman" w:eastAsia="Times New Roman" w:hAnsi="Times New Roman" w:cs="Times New Roman"/>
+          <w:sz w:val="24"/>
+          <w:szCs w:val="24"/>
+          <w:lang w:val="ru-RU"/>
+        </w:rPr>
+        <w:t>37</w:t>
+      </w:r>
+      <w:r>
+        <w:rPr>
+          <w:rFonts w:ascii="Times New Roman" w:eastAsia="Times New Roman" w:hAnsi="Times New Roman" w:cs="Times New Roman"/>
+          <w:sz w:val="24"/>
+          <w:szCs w:val="24"/>
+          <w:lang w:val="en-US"/>
+        </w:rPr>
+        <w:t>]. This carefully curated benchmark is based on data from various business domains and publicly available online sources, developed with input from financial experts. The dataset covers five categories: financial cognition, financial knowledge, financial logic, content generation, and compliance with security requirements. Each question offers 2 to 4 answer choices, from which the model must select the correct one.</w:t>
       </w:r>
     </w:p>
     <w:p>
@@ -204,123 +437,162 @@
           <w:ilvl w:val="0"/>
           <w:numId w:val="1"/>
         </w:numPr>
-        <w:spacing w:after="0" w:afterAutospacing="0" w:before="0" w:beforeAutospacing="0" w:line="240" w:lineRule="auto"/>
-        <w:ind w:firstLine="566.9291338582677"/>
+        <w:spacing w:line="240" w:lineRule="auto"/>
+        <w:ind w:firstLine="566"/>
         <w:jc w:val="both"/>
         <w:rPr>
-          <w:rFonts w:ascii="Times New Roman" w:cs="Times New Roman" w:eastAsia="Times New Roman" w:hAnsi="Times New Roman"/>
-          <w:sz w:val="24"/>
-          <w:szCs w:val="24"/>
-        </w:rPr>
-      </w:pPr>
-      <w:r>
-        <w:rPr>
-          <w:rFonts w:ascii="Times New Roman" w:cs="Times New Roman" w:eastAsia="Times New Roman" w:hAnsi="Times New Roman"/>
-          <w:sz w:val="24"/>
-          <w:szCs w:val="24"/>
-          <w:rtl w:val="0"/>
-        </w:rPr>
-        <w:t xml:space="preserve">DISC-Fin [22]. A corpus of datasets consisting of four sections:</w:t>
+          <w:rFonts w:ascii="Times New Roman" w:eastAsia="Times New Roman" w:hAnsi="Times New Roman" w:cs="Times New Roman"/>
+          <w:sz w:val="24"/>
+          <w:szCs w:val="24"/>
+          <w:lang w:val="en-US"/>
+        </w:rPr>
+      </w:pPr>
+      <w:r>
+        <w:rPr>
+          <w:rFonts w:ascii="Times New Roman" w:eastAsia="Times New Roman" w:hAnsi="Times New Roman" w:cs="Times New Roman"/>
+          <w:sz w:val="24"/>
+          <w:szCs w:val="24"/>
+          <w:lang w:val="en-US"/>
+        </w:rPr>
+        <w:t>DISC-Fin [</w:t>
+      </w:r>
+      <w:r>
+        <w:rPr>
+          <w:rFonts w:ascii="Times New Roman" w:eastAsia="Times New Roman" w:hAnsi="Times New Roman" w:cs="Times New Roman"/>
+          <w:sz w:val="24"/>
+          <w:szCs w:val="24"/>
+          <w:lang w:val="ru-RU"/>
+        </w:rPr>
+        <w:t>35</w:t>
+      </w:r>
+      <w:r>
+        <w:rPr>
+          <w:rFonts w:ascii="Times New Roman" w:eastAsia="Times New Roman" w:hAnsi="Times New Roman" w:cs="Times New Roman"/>
+          <w:sz w:val="24"/>
+          <w:szCs w:val="24"/>
+          <w:lang w:val="en-US"/>
+        </w:rPr>
+        <w:t>]. A corpus of datasets consisting of four sections:</w:t>
       </w:r>
     </w:p>
     <w:p>
       <w:pPr>
         <w:numPr>
-          <w:ilvl w:val="1"/>
-          <w:numId w:val="1"/>
+          <w:ilvl w:val="2"/>
+          <w:numId w:val="4"/>
         </w:numPr>
-        <w:spacing w:after="0" w:afterAutospacing="0" w:before="0" w:beforeAutospacing="0" w:line="240" w:lineRule="auto"/>
-        <w:ind w:left="1440" w:hanging="360"/>
+        <w:spacing w:line="240" w:lineRule="auto"/>
         <w:jc w:val="both"/>
         <w:rPr>
-          <w:rFonts w:ascii="Times New Roman" w:cs="Times New Roman" w:eastAsia="Times New Roman" w:hAnsi="Times New Roman"/>
-          <w:sz w:val="24"/>
-          <w:szCs w:val="24"/>
-        </w:rPr>
-      </w:pPr>
-      <w:r>
-        <w:rPr>
-          <w:rFonts w:ascii="Times New Roman" w:cs="Times New Roman" w:eastAsia="Times New Roman" w:hAnsi="Times New Roman"/>
-          <w:sz w:val="24"/>
-          <w:szCs w:val="24"/>
-          <w:rtl w:val="0"/>
-        </w:rPr>
-        <w:t xml:space="preserve">General Financial Consulting Questions (Financial Consulting Instructions). This dataset includes FiQA questions, questions testing understanding of 200 financial terms, and questions sourced from financial forums.</w:t>
+          <w:rFonts w:ascii="Times New Roman" w:eastAsia="Times New Roman" w:hAnsi="Times New Roman" w:cs="Times New Roman"/>
+          <w:sz w:val="24"/>
+          <w:szCs w:val="24"/>
+          <w:lang w:val="en-US"/>
+        </w:rPr>
+      </w:pPr>
+      <w:r>
+        <w:rPr>
+          <w:rFonts w:ascii="Times New Roman" w:eastAsia="Times New Roman" w:hAnsi="Times New Roman" w:cs="Times New Roman"/>
+          <w:sz w:val="24"/>
+          <w:szCs w:val="24"/>
+          <w:lang w:val="en-US"/>
+        </w:rPr>
+        <w:t xml:space="preserve">General Financial Consulting Questions (Financial Consulting Instructions). This dataset includes </w:t>
+      </w:r>
+      <w:proofErr w:type="spellStart"/>
+      <w:r>
+        <w:rPr>
+          <w:rFonts w:ascii="Times New Roman" w:eastAsia="Times New Roman" w:hAnsi="Times New Roman" w:cs="Times New Roman"/>
+          <w:sz w:val="24"/>
+          <w:szCs w:val="24"/>
+          <w:lang w:val="en-US"/>
+        </w:rPr>
+        <w:t>FiQA</w:t>
+      </w:r>
+      <w:proofErr w:type="spellEnd"/>
+      <w:r>
+        <w:rPr>
+          <w:rFonts w:ascii="Times New Roman" w:eastAsia="Times New Roman" w:hAnsi="Times New Roman" w:cs="Times New Roman"/>
+          <w:sz w:val="24"/>
+          <w:szCs w:val="24"/>
+          <w:lang w:val="en-US"/>
+        </w:rPr>
+        <w:t xml:space="preserve"> questions, questions testing understanding of 200 financial terms, and questions sourced from financial forums.</w:t>
       </w:r>
     </w:p>
     <w:p>
       <w:pPr>
         <w:numPr>
-          <w:ilvl w:val="1"/>
-          <w:numId w:val="1"/>
+          <w:ilvl w:val="2"/>
+          <w:numId w:val="4"/>
         </w:numPr>
-        <w:spacing w:after="0" w:afterAutospacing="0" w:before="0" w:beforeAutospacing="0" w:line="240" w:lineRule="auto"/>
-        <w:ind w:left="1440" w:hanging="360"/>
+        <w:spacing w:line="240" w:lineRule="auto"/>
         <w:jc w:val="both"/>
         <w:rPr>
-          <w:rFonts w:ascii="Times New Roman" w:cs="Times New Roman" w:eastAsia="Times New Roman" w:hAnsi="Times New Roman"/>
-          <w:sz w:val="24"/>
-          <w:szCs w:val="24"/>
-        </w:rPr>
-      </w:pPr>
-      <w:r>
-        <w:rPr>
-          <w:rFonts w:ascii="Times New Roman" w:cs="Times New Roman" w:eastAsia="Times New Roman" w:hAnsi="Times New Roman"/>
-          <w:sz w:val="24"/>
-          <w:szCs w:val="24"/>
-          <w:rtl w:val="0"/>
-        </w:rPr>
-        <w:t xml:space="preserve">Financial NLP Tasks (Financial Task Instructions). This section comprises tasks related to sentiment analysis, information extraction, text classification, and context comprehension.</w:t>
+          <w:rFonts w:ascii="Times New Roman" w:eastAsia="Times New Roman" w:hAnsi="Times New Roman" w:cs="Times New Roman"/>
+          <w:sz w:val="24"/>
+          <w:szCs w:val="24"/>
+          <w:lang w:val="en-US"/>
+        </w:rPr>
+      </w:pPr>
+      <w:r>
+        <w:rPr>
+          <w:rFonts w:ascii="Times New Roman" w:eastAsia="Times New Roman" w:hAnsi="Times New Roman" w:cs="Times New Roman"/>
+          <w:sz w:val="24"/>
+          <w:szCs w:val="24"/>
+          <w:lang w:val="en-US"/>
+        </w:rPr>
+        <w:t>Financial NLP Tasks (Financial Task Instructions). This section comprises tasks related to sentiment analysis, information extraction, text classification, and context comprehension.</w:t>
       </w:r>
     </w:p>
     <w:p>
       <w:pPr>
         <w:numPr>
-          <w:ilvl w:val="1"/>
-          <w:numId w:val="1"/>
+          <w:ilvl w:val="2"/>
+          <w:numId w:val="4"/>
         </w:numPr>
-        <w:spacing w:after="0" w:afterAutospacing="0" w:before="0" w:beforeAutospacing="0" w:line="240" w:lineRule="auto"/>
-        <w:ind w:left="1440" w:hanging="360"/>
+        <w:spacing w:line="240" w:lineRule="auto"/>
         <w:jc w:val="both"/>
         <w:rPr>
-          <w:rFonts w:ascii="Times New Roman" w:cs="Times New Roman" w:eastAsia="Times New Roman" w:hAnsi="Times New Roman"/>
-          <w:sz w:val="24"/>
-          <w:szCs w:val="24"/>
-        </w:rPr>
-      </w:pPr>
-      <w:r>
-        <w:rPr>
-          <w:rFonts w:ascii="Times New Roman" w:cs="Times New Roman" w:eastAsia="Times New Roman" w:hAnsi="Times New Roman"/>
-          <w:sz w:val="24"/>
-          <w:szCs w:val="24"/>
-          <w:rtl w:val="0"/>
-        </w:rPr>
-        <w:t xml:space="preserve">Computation-Related Tasks (Financial Computing Instructions). This includes manually curated questions from financial exams, arithmetic problems based on financial reports, and general questions from school-level mathematics.</w:t>
+          <w:rFonts w:ascii="Times New Roman" w:eastAsia="Times New Roman" w:hAnsi="Times New Roman" w:cs="Times New Roman"/>
+          <w:sz w:val="24"/>
+          <w:szCs w:val="24"/>
+          <w:lang w:val="en-US"/>
+        </w:rPr>
+      </w:pPr>
+      <w:r>
+        <w:rPr>
+          <w:rFonts w:ascii="Times New Roman" w:eastAsia="Times New Roman" w:hAnsi="Times New Roman" w:cs="Times New Roman"/>
+          <w:sz w:val="24"/>
+          <w:szCs w:val="24"/>
+          <w:lang w:val="en-US"/>
+        </w:rPr>
+        <w:t>Computation-Related Tasks (Financial Computing Instructions). This includes manually curated questions from financial exams, arithmetic problems based on financial reports, and general questions from school-level mathematics.</w:t>
       </w:r>
     </w:p>
     <w:p>
       <w:pPr>
         <w:numPr>
-          <w:ilvl w:val="1"/>
-          <w:numId w:val="1"/>
+          <w:ilvl w:val="2"/>
+          <w:numId w:val="4"/>
         </w:numPr>
-        <w:spacing w:before="0" w:beforeAutospacing="0" w:line="240" w:lineRule="auto"/>
-        <w:ind w:left="1440" w:hanging="360"/>
+        <w:spacing w:line="240" w:lineRule="auto"/>
         <w:jc w:val="both"/>
         <w:rPr>
-          <w:rFonts w:ascii="Times New Roman" w:cs="Times New Roman" w:eastAsia="Times New Roman" w:hAnsi="Times New Roman"/>
-          <w:sz w:val="24"/>
-          <w:szCs w:val="24"/>
-        </w:rPr>
-      </w:pPr>
-      <w:r>
-        <w:rPr>
-          <w:rFonts w:ascii="Times New Roman" w:cs="Times New Roman" w:eastAsia="Times New Roman" w:hAnsi="Times New Roman"/>
-          <w:sz w:val="24"/>
-          <w:szCs w:val="24"/>
-          <w:rtl w:val="0"/>
-        </w:rPr>
-        <w:t xml:space="preserve">Retrieval-Based Tasks (Retrieval-enhanced Instructions). The text corpus for this section is compiled from financial reports and news articles.</w:t>
+          <w:rFonts w:ascii="Times New Roman" w:eastAsia="Times New Roman" w:hAnsi="Times New Roman" w:cs="Times New Roman"/>
+          <w:sz w:val="24"/>
+          <w:szCs w:val="24"/>
+          <w:lang w:val="en-US"/>
+        </w:rPr>
+      </w:pPr>
+      <w:r>
+        <w:rPr>
+          <w:rFonts w:ascii="Times New Roman" w:eastAsia="Times New Roman" w:hAnsi="Times New Roman" w:cs="Times New Roman"/>
+          <w:sz w:val="24"/>
+          <w:szCs w:val="24"/>
+          <w:lang w:val="en-US"/>
+        </w:rPr>
+        <w:t>Retrieval-Based Tasks (Retrieval-enhanced Instructions). The text corpus for this section is compiled from financial reports and news articles.</w:t>
       </w:r>
     </w:p>
     <w:p>
@@ -329,19 +601,181 @@
         <w:ind w:left="720" w:firstLine="720"/>
         <w:jc w:val="both"/>
         <w:rPr>
-          <w:rFonts w:ascii="Times New Roman" w:cs="Times New Roman" w:eastAsia="Times New Roman" w:hAnsi="Times New Roman"/>
-          <w:sz w:val="24"/>
-          <w:szCs w:val="24"/>
-        </w:rPr>
-      </w:pPr>
-      <w:r>
-        <w:rPr>
-          <w:rFonts w:ascii="Times New Roman" w:cs="Times New Roman" w:eastAsia="Times New Roman" w:hAnsi="Times New Roman"/>
-          <w:sz w:val="24"/>
-          <w:szCs w:val="24"/>
-          <w:rtl w:val="0"/>
-        </w:rPr>
-        <w:t xml:space="preserve">Speaking precisely, these datasets are not benchmarks and have been used primarily for fine-tuning models; however, they were constructed based on benchmarks, or similar content data has been employed for model evaluation [22]. Therefore, the use of such a dataset for defining benchmark topics can be considered justified. Only 100 sample questions for each section are publicly available.</w:t>
+          <w:rFonts w:ascii="Times New Roman" w:eastAsia="Times New Roman" w:hAnsi="Times New Roman" w:cs="Times New Roman"/>
+          <w:sz w:val="24"/>
+          <w:szCs w:val="24"/>
+        </w:rPr>
+      </w:pPr>
+      <w:r>
+        <w:rPr>
+          <w:rFonts w:ascii="Times New Roman" w:eastAsia="Times New Roman" w:hAnsi="Times New Roman" w:cs="Times New Roman"/>
+          <w:sz w:val="24"/>
+          <w:szCs w:val="24"/>
+          <w:lang w:val="en-US"/>
+        </w:rPr>
+        <w:t xml:space="preserve">Speaking precisely, these datasets are not benchmarks and have been used primarily for fine-tuning models; however, they were constructed based on benchmarks, or similar content data has been employed for model evaluation [22]. </w:t>
+      </w:r>
+      <w:r>
+        <w:rPr>
+          <w:rFonts w:ascii="Times New Roman" w:eastAsia="Times New Roman" w:hAnsi="Times New Roman" w:cs="Times New Roman"/>
+          <w:sz w:val="24"/>
+          <w:szCs w:val="24"/>
+          <w:lang w:val="en-US"/>
+        </w:rPr>
+        <w:lastRenderedPageBreak/>
+        <w:t xml:space="preserve">Therefore, the use of such a dataset for defining benchmark topics can be considered justified. </w:t>
+      </w:r>
+      <w:r>
+        <w:rPr>
+          <w:rFonts w:ascii="Times New Roman" w:eastAsia="Times New Roman" w:hAnsi="Times New Roman" w:cs="Times New Roman"/>
+          <w:sz w:val="24"/>
+          <w:szCs w:val="24"/>
+        </w:rPr>
+        <w:t xml:space="preserve">Only 100 </w:t>
+      </w:r>
+      <w:proofErr w:type="spellStart"/>
+      <w:r>
+        <w:rPr>
+          <w:rFonts w:ascii="Times New Roman" w:eastAsia="Times New Roman" w:hAnsi="Times New Roman" w:cs="Times New Roman"/>
+          <w:sz w:val="24"/>
+          <w:szCs w:val="24"/>
+        </w:rPr>
+        <w:t>sample</w:t>
+      </w:r>
+      <w:proofErr w:type="spellEnd"/>
+      <w:r>
+        <w:rPr>
+          <w:rFonts w:ascii="Times New Roman" w:eastAsia="Times New Roman" w:hAnsi="Times New Roman" w:cs="Times New Roman"/>
+          <w:sz w:val="24"/>
+          <w:szCs w:val="24"/>
+        </w:rPr>
+        <w:t xml:space="preserve"> </w:t>
+      </w:r>
+      <w:proofErr w:type="spellStart"/>
+      <w:r>
+        <w:rPr>
+          <w:rFonts w:ascii="Times New Roman" w:eastAsia="Times New Roman" w:hAnsi="Times New Roman" w:cs="Times New Roman"/>
+          <w:sz w:val="24"/>
+          <w:szCs w:val="24"/>
+        </w:rPr>
+        <w:t>questions</w:t>
+      </w:r>
+      <w:proofErr w:type="spellEnd"/>
+      <w:r>
+        <w:rPr>
+          <w:rFonts w:ascii="Times New Roman" w:eastAsia="Times New Roman" w:hAnsi="Times New Roman" w:cs="Times New Roman"/>
+          <w:sz w:val="24"/>
+          <w:szCs w:val="24"/>
+        </w:rPr>
+        <w:t xml:space="preserve"> </w:t>
+      </w:r>
+      <w:proofErr w:type="spellStart"/>
+      <w:r>
+        <w:rPr>
+          <w:rFonts w:ascii="Times New Roman" w:eastAsia="Times New Roman" w:hAnsi="Times New Roman" w:cs="Times New Roman"/>
+          <w:sz w:val="24"/>
+          <w:szCs w:val="24"/>
+        </w:rPr>
+        <w:t>for</w:t>
+      </w:r>
+      <w:proofErr w:type="spellEnd"/>
+      <w:r>
+        <w:rPr>
+          <w:rFonts w:ascii="Times New Roman" w:eastAsia="Times New Roman" w:hAnsi="Times New Roman" w:cs="Times New Roman"/>
+          <w:sz w:val="24"/>
+          <w:szCs w:val="24"/>
+        </w:rPr>
+        <w:t xml:space="preserve"> </w:t>
+      </w:r>
+      <w:proofErr w:type="spellStart"/>
+      <w:r>
+        <w:rPr>
+          <w:rFonts w:ascii="Times New Roman" w:eastAsia="Times New Roman" w:hAnsi="Times New Roman" w:cs="Times New Roman"/>
+          <w:sz w:val="24"/>
+          <w:szCs w:val="24"/>
+        </w:rPr>
+        <w:t>each</w:t>
+      </w:r>
+      <w:proofErr w:type="spellEnd"/>
+      <w:r>
+        <w:rPr>
+          <w:rFonts w:ascii="Times New Roman" w:eastAsia="Times New Roman" w:hAnsi="Times New Roman" w:cs="Times New Roman"/>
+          <w:sz w:val="24"/>
+          <w:szCs w:val="24"/>
+        </w:rPr>
+        <w:t xml:space="preserve"> </w:t>
+      </w:r>
+      <w:proofErr w:type="spellStart"/>
+      <w:r>
+        <w:rPr>
+          <w:rFonts w:ascii="Times New Roman" w:eastAsia="Times New Roman" w:hAnsi="Times New Roman" w:cs="Times New Roman"/>
+          <w:sz w:val="24"/>
+          <w:szCs w:val="24"/>
+        </w:rPr>
+        <w:t>section</w:t>
+      </w:r>
+      <w:proofErr w:type="spellEnd"/>
+      <w:r>
+        <w:rPr>
+          <w:rFonts w:ascii="Times New Roman" w:eastAsia="Times New Roman" w:hAnsi="Times New Roman" w:cs="Times New Roman"/>
+          <w:sz w:val="24"/>
+          <w:szCs w:val="24"/>
+        </w:rPr>
+        <w:t xml:space="preserve"> </w:t>
+      </w:r>
+      <w:proofErr w:type="spellStart"/>
+      <w:r>
+        <w:rPr>
+          <w:rFonts w:ascii="Times New Roman" w:eastAsia="Times New Roman" w:hAnsi="Times New Roman" w:cs="Times New Roman"/>
+          <w:sz w:val="24"/>
+          <w:szCs w:val="24"/>
+        </w:rPr>
+        <w:t>are</w:t>
+      </w:r>
+      <w:proofErr w:type="spellEnd"/>
+      <w:r>
+        <w:rPr>
+          <w:rFonts w:ascii="Times New Roman" w:eastAsia="Times New Roman" w:hAnsi="Times New Roman" w:cs="Times New Roman"/>
+          <w:sz w:val="24"/>
+          <w:szCs w:val="24"/>
+        </w:rPr>
+        <w:t xml:space="preserve"> </w:t>
+      </w:r>
+      <w:proofErr w:type="spellStart"/>
+      <w:r>
+        <w:rPr>
+          <w:rFonts w:ascii="Times New Roman" w:eastAsia="Times New Roman" w:hAnsi="Times New Roman" w:cs="Times New Roman"/>
+          <w:sz w:val="24"/>
+          <w:szCs w:val="24"/>
+        </w:rPr>
+        <w:t>publicly</w:t>
+      </w:r>
+      <w:proofErr w:type="spellEnd"/>
+      <w:r>
+        <w:rPr>
+          <w:rFonts w:ascii="Times New Roman" w:eastAsia="Times New Roman" w:hAnsi="Times New Roman" w:cs="Times New Roman"/>
+          <w:sz w:val="24"/>
+          <w:szCs w:val="24"/>
+        </w:rPr>
+        <w:t xml:space="preserve"> </w:t>
+      </w:r>
+      <w:proofErr w:type="spellStart"/>
+      <w:r>
+        <w:rPr>
+          <w:rFonts w:ascii="Times New Roman" w:eastAsia="Times New Roman" w:hAnsi="Times New Roman" w:cs="Times New Roman"/>
+          <w:sz w:val="24"/>
+          <w:szCs w:val="24"/>
+        </w:rPr>
+        <w:t>available</w:t>
+      </w:r>
+      <w:proofErr w:type="spellEnd"/>
+      <w:r>
+        <w:rPr>
+          <w:rFonts w:ascii="Times New Roman" w:eastAsia="Times New Roman" w:hAnsi="Times New Roman" w:cs="Times New Roman"/>
+          <w:sz w:val="24"/>
+          <w:szCs w:val="24"/>
+        </w:rPr>
+        <w:t>.</w:t>
       </w:r>
     </w:p>
     <w:p>
@@ -350,119 +784,150 @@
           <w:ilvl w:val="0"/>
           <w:numId w:val="1"/>
         </w:numPr>
-        <w:spacing w:after="0" w:afterAutospacing="0" w:before="240" w:line="240" w:lineRule="auto"/>
-        <w:ind w:firstLine="566.9291338582677"/>
+        <w:spacing w:before="240" w:line="240" w:lineRule="auto"/>
+        <w:ind w:firstLine="566"/>
         <w:jc w:val="both"/>
         <w:rPr>
-          <w:rFonts w:ascii="Times New Roman" w:cs="Times New Roman" w:eastAsia="Times New Roman" w:hAnsi="Times New Roman"/>
-          <w:sz w:val="24"/>
-          <w:szCs w:val="24"/>
-        </w:rPr>
-      </w:pPr>
-      <w:r>
-        <w:rPr>
-          <w:rFonts w:ascii="Times New Roman" w:cs="Times New Roman" w:eastAsia="Times New Roman" w:hAnsi="Times New Roman"/>
-          <w:sz w:val="24"/>
-          <w:szCs w:val="24"/>
-          <w:rtl w:val="0"/>
-        </w:rPr>
-        <w:t xml:space="preserve">CFBenchmark [23]. This dataset is divided into three parts:</w:t>
+          <w:rFonts w:ascii="Times New Roman" w:eastAsia="Times New Roman" w:hAnsi="Times New Roman" w:cs="Times New Roman"/>
+          <w:sz w:val="24"/>
+          <w:szCs w:val="24"/>
+          <w:lang w:val="en-US"/>
+        </w:rPr>
+      </w:pPr>
+      <w:proofErr w:type="spellStart"/>
+      <w:r>
+        <w:rPr>
+          <w:rFonts w:ascii="Times New Roman" w:eastAsia="Times New Roman" w:hAnsi="Times New Roman" w:cs="Times New Roman"/>
+          <w:sz w:val="24"/>
+          <w:szCs w:val="24"/>
+          <w:lang w:val="en-US"/>
+        </w:rPr>
+        <w:t>CFBenchmark</w:t>
+      </w:r>
+      <w:proofErr w:type="spellEnd"/>
+      <w:r>
+        <w:rPr>
+          <w:rFonts w:ascii="Times New Roman" w:eastAsia="Times New Roman" w:hAnsi="Times New Roman" w:cs="Times New Roman"/>
+          <w:sz w:val="24"/>
+          <w:szCs w:val="24"/>
+          <w:lang w:val="en-US"/>
+        </w:rPr>
+        <w:t xml:space="preserve"> [</w:t>
+      </w:r>
+      <w:r>
+        <w:rPr>
+          <w:rFonts w:ascii="Times New Roman" w:eastAsia="Times New Roman" w:hAnsi="Times New Roman" w:cs="Times New Roman"/>
+          <w:sz w:val="24"/>
+          <w:szCs w:val="24"/>
+          <w:lang w:val="ru-RU"/>
+        </w:rPr>
+        <w:t>36</w:t>
+      </w:r>
+      <w:r>
+        <w:rPr>
+          <w:rFonts w:ascii="Times New Roman" w:eastAsia="Times New Roman" w:hAnsi="Times New Roman" w:cs="Times New Roman"/>
+          <w:sz w:val="24"/>
+          <w:szCs w:val="24"/>
+          <w:lang w:val="en-US"/>
+        </w:rPr>
+        <w:t>]. This dataset is divided into three parts:</w:t>
       </w:r>
     </w:p>
     <w:p>
       <w:pPr>
         <w:numPr>
-          <w:ilvl w:val="1"/>
-          <w:numId w:val="1"/>
+          <w:ilvl w:val="2"/>
+          <w:numId w:val="3"/>
         </w:numPr>
-        <w:spacing w:after="0" w:afterAutospacing="0" w:before="0" w:beforeAutospacing="0" w:line="240" w:lineRule="auto"/>
-        <w:ind w:left="1440" w:hanging="360"/>
+        <w:spacing w:line="240" w:lineRule="auto"/>
         <w:jc w:val="both"/>
         <w:rPr>
-          <w:rFonts w:ascii="Times New Roman" w:cs="Times New Roman" w:eastAsia="Times New Roman" w:hAnsi="Times New Roman"/>
-          <w:sz w:val="24"/>
-          <w:szCs w:val="24"/>
-        </w:rPr>
-      </w:pPr>
-      <w:r>
-        <w:rPr>
-          <w:rFonts w:ascii="Times New Roman" w:cs="Times New Roman" w:eastAsia="Times New Roman" w:hAnsi="Times New Roman"/>
-          <w:sz w:val="24"/>
-          <w:szCs w:val="24"/>
-          <w:rtl w:val="0"/>
-        </w:rPr>
-        <w:t xml:space="preserve">Named Entity Recognition: This section focuses on tasks related to extracting product and company names.</w:t>
+          <w:rFonts w:ascii="Times New Roman" w:eastAsia="Times New Roman" w:hAnsi="Times New Roman" w:cs="Times New Roman"/>
+          <w:sz w:val="24"/>
+          <w:szCs w:val="24"/>
+          <w:lang w:val="en-US"/>
+        </w:rPr>
+      </w:pPr>
+      <w:r>
+        <w:rPr>
+          <w:rFonts w:ascii="Times New Roman" w:eastAsia="Times New Roman" w:hAnsi="Times New Roman" w:cs="Times New Roman"/>
+          <w:sz w:val="24"/>
+          <w:szCs w:val="24"/>
+          <w:lang w:val="en-US"/>
+        </w:rPr>
+        <w:t>Named Entity Recognition: This section focuses on tasks related to extracting product and company names.</w:t>
       </w:r>
     </w:p>
     <w:p>
       <w:pPr>
         <w:numPr>
-          <w:ilvl w:val="1"/>
-          <w:numId w:val="1"/>
+          <w:ilvl w:val="2"/>
+          <w:numId w:val="3"/>
         </w:numPr>
-        <w:spacing w:after="0" w:afterAutospacing="0" w:before="0" w:beforeAutospacing="0" w:line="240" w:lineRule="auto"/>
-        <w:ind w:left="1440" w:hanging="360"/>
+        <w:spacing w:line="240" w:lineRule="auto"/>
         <w:jc w:val="both"/>
         <w:rPr>
-          <w:rFonts w:ascii="Times New Roman" w:cs="Times New Roman" w:eastAsia="Times New Roman" w:hAnsi="Times New Roman"/>
-          <w:sz w:val="24"/>
-          <w:szCs w:val="24"/>
-        </w:rPr>
-      </w:pPr>
-      <w:r>
-        <w:rPr>
-          <w:rFonts w:ascii="Times New Roman" w:cs="Times New Roman" w:eastAsia="Times New Roman" w:hAnsi="Times New Roman"/>
-          <w:sz w:val="24"/>
-          <w:szCs w:val="24"/>
-          <w:rtl w:val="0"/>
-        </w:rPr>
-        <w:t xml:space="preserve">Text Classification: The tasks in this section are aimed at identifying the financial sector to which a news article belongs, classifying events from financial news, and performing sentiment analysis.</w:t>
+          <w:rFonts w:ascii="Times New Roman" w:eastAsia="Times New Roman" w:hAnsi="Times New Roman" w:cs="Times New Roman"/>
+          <w:sz w:val="24"/>
+          <w:szCs w:val="24"/>
+          <w:lang w:val="en-US"/>
+        </w:rPr>
+      </w:pPr>
+      <w:r>
+        <w:rPr>
+          <w:rFonts w:ascii="Times New Roman" w:eastAsia="Times New Roman" w:hAnsi="Times New Roman" w:cs="Times New Roman"/>
+          <w:sz w:val="24"/>
+          <w:szCs w:val="24"/>
+          <w:lang w:val="en-US"/>
+        </w:rPr>
+        <w:t>Text Classification: The tasks in this section are aimed at identifying the financial sector to which a news article belongs, classifying events from financial news, and performing sentiment analysis.</w:t>
       </w:r>
     </w:p>
     <w:p>
       <w:pPr>
         <w:numPr>
-          <w:ilvl w:val="1"/>
-          <w:numId w:val="1"/>
+          <w:ilvl w:val="2"/>
+          <w:numId w:val="3"/>
         </w:numPr>
-        <w:spacing w:before="0" w:beforeAutospacing="0" w:line="240" w:lineRule="auto"/>
-        <w:ind w:left="1440" w:hanging="360"/>
+        <w:spacing w:line="240" w:lineRule="auto"/>
         <w:jc w:val="both"/>
         <w:rPr>
-          <w:rFonts w:ascii="Times New Roman" w:cs="Times New Roman" w:eastAsia="Times New Roman" w:hAnsi="Times New Roman"/>
-          <w:sz w:val="24"/>
-          <w:szCs w:val="24"/>
-        </w:rPr>
-      </w:pPr>
-      <w:r>
-        <w:rPr>
-          <w:rFonts w:ascii="Times New Roman" w:cs="Times New Roman" w:eastAsia="Times New Roman" w:hAnsi="Times New Roman"/>
-          <w:sz w:val="24"/>
-          <w:szCs w:val="24"/>
-          <w:rtl w:val="0"/>
-        </w:rPr>
-        <w:t xml:space="preserve">Content Generation: This part includes tasks on content summarization, creating investment suggestions based on context, and predicting risks for a company.</w:t>
+          <w:rFonts w:ascii="Times New Roman" w:eastAsia="Times New Roman" w:hAnsi="Times New Roman" w:cs="Times New Roman"/>
+          <w:sz w:val="24"/>
+          <w:szCs w:val="24"/>
+          <w:lang w:val="en-US"/>
+        </w:rPr>
+      </w:pPr>
+      <w:r>
+        <w:rPr>
+          <w:rFonts w:ascii="Times New Roman" w:eastAsia="Times New Roman" w:hAnsi="Times New Roman" w:cs="Times New Roman"/>
+          <w:sz w:val="24"/>
+          <w:szCs w:val="24"/>
+          <w:lang w:val="en-US"/>
+        </w:rPr>
+        <w:t>Content Generation: This part includes tasks on content summarization, creating investment suggestions based on context, and predicting risks for a company.</w:t>
       </w:r>
     </w:p>
     <w:p>
       <w:pPr>
         <w:spacing w:before="240" w:line="240" w:lineRule="auto"/>
-        <w:ind w:left="720" w:firstLine="566.9291338582678"/>
+        <w:ind w:left="720" w:firstLine="566"/>
         <w:jc w:val="both"/>
         <w:rPr>
-          <w:rFonts w:ascii="Times New Roman" w:cs="Times New Roman" w:eastAsia="Times New Roman" w:hAnsi="Times New Roman"/>
-          <w:sz w:val="24"/>
-          <w:szCs w:val="24"/>
-        </w:rPr>
-      </w:pPr>
-      <w:r>
-        <w:rPr>
-          <w:rFonts w:ascii="Times New Roman" w:cs="Times New Roman" w:eastAsia="Times New Roman" w:hAnsi="Times New Roman"/>
-          <w:sz w:val="24"/>
-          <w:szCs w:val="24"/>
-          <w:rtl w:val="0"/>
-        </w:rPr>
-        <w:t xml:space="preserve">The data were collected by the researchers. Three professional researchers from financial institutions were hired for text annotation.</w:t>
+          <w:rFonts w:ascii="Times New Roman" w:eastAsia="Times New Roman" w:hAnsi="Times New Roman" w:cs="Times New Roman"/>
+          <w:sz w:val="24"/>
+          <w:szCs w:val="24"/>
+          <w:lang w:val="en-US"/>
+        </w:rPr>
+      </w:pPr>
+      <w:r>
+        <w:rPr>
+          <w:rFonts w:ascii="Times New Roman" w:eastAsia="Times New Roman" w:hAnsi="Times New Roman" w:cs="Times New Roman"/>
+          <w:sz w:val="24"/>
+          <w:szCs w:val="24"/>
+          <w:lang w:val="en-US"/>
+        </w:rPr>
+        <w:t>The data were collected by the researchers. Three professional researchers from financial institutions were hired for text annotation.</w:t>
       </w:r>
     </w:p>
     <w:p>
@@ -471,143 +936,197 @@
           <w:ilvl w:val="0"/>
           <w:numId w:val="1"/>
         </w:numPr>
-        <w:spacing w:after="0" w:afterAutospacing="0" w:before="240" w:line="240" w:lineRule="auto"/>
-        <w:ind w:firstLine="566.9291338582677"/>
+        <w:spacing w:before="240" w:line="240" w:lineRule="auto"/>
+        <w:ind w:firstLine="566"/>
         <w:jc w:val="both"/>
         <w:rPr>
-          <w:rFonts w:ascii="Times New Roman" w:cs="Times New Roman" w:eastAsia="Times New Roman" w:hAnsi="Times New Roman"/>
-          <w:sz w:val="24"/>
-          <w:szCs w:val="24"/>
-        </w:rPr>
-      </w:pPr>
-      <w:r>
-        <w:rPr>
-          <w:rFonts w:ascii="Times New Roman" w:cs="Times New Roman" w:eastAsia="Times New Roman" w:hAnsi="Times New Roman"/>
-          <w:sz w:val="24"/>
-          <w:szCs w:val="24"/>
-          <w:rtl w:val="0"/>
-        </w:rPr>
-        <w:t xml:space="preserve">FinanceBench [24]. The manual question design for this benchmark relied on analyzing companies’ regular reports and was divided into three types:</w:t>
+          <w:rFonts w:ascii="Times New Roman" w:eastAsia="Times New Roman" w:hAnsi="Times New Roman" w:cs="Times New Roman"/>
+          <w:sz w:val="24"/>
+          <w:szCs w:val="24"/>
+          <w:lang w:val="en-US"/>
+        </w:rPr>
+      </w:pPr>
+      <w:proofErr w:type="spellStart"/>
+      <w:r>
+        <w:rPr>
+          <w:rFonts w:ascii="Times New Roman" w:eastAsia="Times New Roman" w:hAnsi="Times New Roman" w:cs="Times New Roman"/>
+          <w:sz w:val="24"/>
+          <w:szCs w:val="24"/>
+          <w:lang w:val="en-US"/>
+        </w:rPr>
+        <w:t>FinanceBench</w:t>
+      </w:r>
+      <w:proofErr w:type="spellEnd"/>
+      <w:r>
+        <w:rPr>
+          <w:rFonts w:ascii="Times New Roman" w:eastAsia="Times New Roman" w:hAnsi="Times New Roman" w:cs="Times New Roman"/>
+          <w:sz w:val="24"/>
+          <w:szCs w:val="24"/>
+          <w:lang w:val="en-US"/>
+        </w:rPr>
+        <w:t xml:space="preserve"> [</w:t>
+      </w:r>
+      <w:r>
+        <w:rPr>
+          <w:rFonts w:ascii="Times New Roman" w:eastAsia="Times New Roman" w:hAnsi="Times New Roman" w:cs="Times New Roman"/>
+          <w:sz w:val="24"/>
+          <w:szCs w:val="24"/>
+          <w:lang w:val="ru-RU"/>
+        </w:rPr>
+        <w:t>33</w:t>
+      </w:r>
+      <w:r>
+        <w:rPr>
+          <w:rFonts w:ascii="Times New Roman" w:eastAsia="Times New Roman" w:hAnsi="Times New Roman" w:cs="Times New Roman"/>
+          <w:sz w:val="24"/>
+          <w:szCs w:val="24"/>
+          <w:lang w:val="en-US"/>
+        </w:rPr>
+        <w:t>]. The manual question design for this benchmark relied on analyzing companies’ regular reports and was divided into three types:</w:t>
       </w:r>
     </w:p>
     <w:p>
       <w:pPr>
         <w:numPr>
-          <w:ilvl w:val="1"/>
-          <w:numId w:val="1"/>
+          <w:ilvl w:val="2"/>
+          <w:numId w:val="2"/>
         </w:numPr>
-        <w:spacing w:after="0" w:afterAutospacing="0" w:before="0" w:beforeAutospacing="0" w:line="240" w:lineRule="auto"/>
-        <w:ind w:left="1440" w:hanging="360"/>
+        <w:spacing w:line="240" w:lineRule="auto"/>
         <w:jc w:val="both"/>
         <w:rPr>
-          <w:rFonts w:ascii="Times New Roman" w:cs="Times New Roman" w:eastAsia="Times New Roman" w:hAnsi="Times New Roman"/>
-          <w:sz w:val="24"/>
-          <w:szCs w:val="24"/>
-        </w:rPr>
-      </w:pPr>
-      <w:r>
-        <w:rPr>
-          <w:rFonts w:ascii="Times New Roman" w:cs="Times New Roman" w:eastAsia="Times New Roman" w:hAnsi="Times New Roman"/>
-          <w:sz w:val="24"/>
-          <w:szCs w:val="24"/>
-          <w:rtl w:val="0"/>
-        </w:rPr>
-        <w:t xml:space="preserve">General and direct questions related to a company’s report;</w:t>
-      </w:r>
+          <w:rFonts w:ascii="Times New Roman" w:eastAsia="Times New Roman" w:hAnsi="Times New Roman" w:cs="Times New Roman"/>
+          <w:sz w:val="24"/>
+          <w:szCs w:val="24"/>
+          <w:lang w:val="en-US"/>
+        </w:rPr>
+      </w:pPr>
+      <w:r>
+        <w:rPr>
+          <w:rFonts w:ascii="Times New Roman" w:eastAsia="Times New Roman" w:hAnsi="Times New Roman" w:cs="Times New Roman"/>
+          <w:sz w:val="24"/>
+          <w:szCs w:val="24"/>
+          <w:lang w:val="en-US"/>
+        </w:rPr>
+        <w:t xml:space="preserve">General and direct questions related to a company’s </w:t>
+      </w:r>
+      <w:proofErr w:type="gramStart"/>
+      <w:r>
+        <w:rPr>
+          <w:rFonts w:ascii="Times New Roman" w:eastAsia="Times New Roman" w:hAnsi="Times New Roman" w:cs="Times New Roman"/>
+          <w:sz w:val="24"/>
+          <w:szCs w:val="24"/>
+          <w:lang w:val="en-US"/>
+        </w:rPr>
+        <w:t>report;</w:t>
+      </w:r>
+      <w:proofErr w:type="gramEnd"/>
     </w:p>
     <w:p>
       <w:pPr>
         <w:numPr>
-          <w:ilvl w:val="1"/>
-          <w:numId w:val="1"/>
+          <w:ilvl w:val="2"/>
+          <w:numId w:val="2"/>
         </w:numPr>
-        <w:spacing w:after="0" w:afterAutospacing="0" w:before="0" w:beforeAutospacing="0" w:line="240" w:lineRule="auto"/>
-        <w:ind w:left="1440" w:hanging="360"/>
+        <w:spacing w:line="240" w:lineRule="auto"/>
         <w:jc w:val="both"/>
         <w:rPr>
-          <w:rFonts w:ascii="Times New Roman" w:cs="Times New Roman" w:eastAsia="Times New Roman" w:hAnsi="Times New Roman"/>
-          <w:sz w:val="24"/>
-          <w:szCs w:val="24"/>
-        </w:rPr>
-      </w:pPr>
-      <w:r>
-        <w:rPr>
-          <w:rFonts w:ascii="Times New Roman" w:cs="Times New Roman" w:eastAsia="Times New Roman" w:hAnsi="Times New Roman"/>
-          <w:sz w:val="24"/>
-          <w:szCs w:val="24"/>
-          <w:rtl w:val="0"/>
-        </w:rPr>
-        <w:t xml:space="preserve">More complex questions involving reasoning and the use of information not explicitly presented in the model’s provided context;</w:t>
-      </w:r>
+          <w:rFonts w:ascii="Times New Roman" w:eastAsia="Times New Roman" w:hAnsi="Times New Roman" w:cs="Times New Roman"/>
+          <w:sz w:val="24"/>
+          <w:szCs w:val="24"/>
+          <w:lang w:val="en-US"/>
+        </w:rPr>
+      </w:pPr>
+      <w:r>
+        <w:rPr>
+          <w:rFonts w:ascii="Times New Roman" w:eastAsia="Times New Roman" w:hAnsi="Times New Roman" w:cs="Times New Roman"/>
+          <w:sz w:val="24"/>
+          <w:szCs w:val="24"/>
+          <w:lang w:val="en-US"/>
+        </w:rPr>
+        <w:t xml:space="preserve">More complex questions involving reasoning and the use of information not explicitly presented in the model’s provided </w:t>
+      </w:r>
+      <w:proofErr w:type="gramStart"/>
+      <w:r>
+        <w:rPr>
+          <w:rFonts w:ascii="Times New Roman" w:eastAsia="Times New Roman" w:hAnsi="Times New Roman" w:cs="Times New Roman"/>
+          <w:sz w:val="24"/>
+          <w:szCs w:val="24"/>
+          <w:lang w:val="en-US"/>
+        </w:rPr>
+        <w:t>context;</w:t>
+      </w:r>
+      <w:proofErr w:type="gramEnd"/>
     </w:p>
     <w:p>
       <w:pPr>
         <w:numPr>
-          <w:ilvl w:val="1"/>
-          <w:numId w:val="1"/>
+          <w:ilvl w:val="2"/>
+          <w:numId w:val="2"/>
         </w:numPr>
-        <w:spacing w:before="0" w:beforeAutospacing="0" w:line="240" w:lineRule="auto"/>
-        <w:ind w:left="1440" w:hanging="360"/>
+        <w:spacing w:line="240" w:lineRule="auto"/>
         <w:jc w:val="both"/>
         <w:rPr>
-          <w:rFonts w:ascii="Times New Roman" w:cs="Times New Roman" w:eastAsia="Times New Roman" w:hAnsi="Times New Roman"/>
-          <w:sz w:val="24"/>
-          <w:szCs w:val="24"/>
-        </w:rPr>
-      </w:pPr>
-      <w:r>
-        <w:rPr>
-          <w:rFonts w:ascii="Times New Roman" w:cs="Times New Roman" w:eastAsia="Times New Roman" w:hAnsi="Times New Roman"/>
-          <w:sz w:val="24"/>
-          <w:szCs w:val="24"/>
-          <w:rtl w:val="0"/>
-        </w:rPr>
-        <w:t xml:space="preserve">Questions related to calculating financial metrics and indicators.</w:t>
+          <w:rFonts w:ascii="Times New Roman" w:eastAsia="Times New Roman" w:hAnsi="Times New Roman" w:cs="Times New Roman"/>
+          <w:sz w:val="24"/>
+          <w:szCs w:val="24"/>
+          <w:lang w:val="en-US"/>
+        </w:rPr>
+      </w:pPr>
+      <w:r>
+        <w:rPr>
+          <w:rFonts w:ascii="Times New Roman" w:eastAsia="Times New Roman" w:hAnsi="Times New Roman" w:cs="Times New Roman"/>
+          <w:sz w:val="24"/>
+          <w:szCs w:val="24"/>
+          <w:lang w:val="en-US"/>
+        </w:rPr>
+        <w:t>Questions related to calculating financial metrics and indicators.</w:t>
       </w:r>
     </w:p>
     <w:p>
       <w:pPr>
         <w:spacing w:after="160" w:line="240" w:lineRule="auto"/>
-        <w:ind w:left="720" w:firstLine="566.9291338582678"/>
+        <w:ind w:left="720" w:firstLine="566"/>
         <w:jc w:val="both"/>
         <w:rPr>
-          <w:rFonts w:ascii="Times New Roman" w:cs="Times New Roman" w:eastAsia="Times New Roman" w:hAnsi="Times New Roman"/>
-          <w:sz w:val="24"/>
-          <w:szCs w:val="24"/>
-        </w:rPr>
-      </w:pPr>
-      <w:r>
-        <w:rPr>
-          <w:rFonts w:ascii="Times New Roman" w:cs="Times New Roman" w:eastAsia="Times New Roman" w:hAnsi="Times New Roman"/>
-          <w:sz w:val="24"/>
-          <w:szCs w:val="24"/>
-          <w:rtl w:val="0"/>
-        </w:rPr>
-        <w:t xml:space="preserve">The researchers released a sample of 150 questions for manual evaluation of model responses.</w:t>
+          <w:rFonts w:ascii="Times New Roman" w:eastAsia="Times New Roman" w:hAnsi="Times New Roman" w:cs="Times New Roman"/>
+          <w:sz w:val="24"/>
+          <w:szCs w:val="24"/>
+          <w:lang w:val="en-US"/>
+        </w:rPr>
+      </w:pPr>
+      <w:r>
+        <w:rPr>
+          <w:rFonts w:ascii="Times New Roman" w:eastAsia="Times New Roman" w:hAnsi="Times New Roman" w:cs="Times New Roman"/>
+          <w:sz w:val="24"/>
+          <w:szCs w:val="24"/>
+          <w:lang w:val="en-US"/>
+        </w:rPr>
+        <w:t>The researchers released a sample of 150 questions for manual evaluation of model responses.</w:t>
       </w:r>
     </w:p>
     <w:p>
       <w:pPr>
-        <w:rPr/>
-      </w:pPr>
-      <w:r>
-        <w:rPr>
-          <w:rtl w:val="0"/>
-        </w:rPr>
-      </w:r>
+        <w:rPr>
+          <w:lang w:val="en-US"/>
+        </w:rPr>
+      </w:pPr>
     </w:p>
     <w:sectPr>
-      <w:pgSz w:h="16834" w:w="11909" w:orient="portrait"/>
-      <w:pgMar w:bottom="1440" w:top="1440" w:left="1440" w:right="1440" w:header="720" w:footer="720"/>
+      <w:pgSz w:w="11909" w:h="16834"/>
+      <w:pgMar w:top="1440" w:right="1440" w:bottom="1440" w:left="1440" w:header="720" w:footer="720" w:gutter="0"/>
       <w:pgNumType w:start="1"/>
+      <w:cols w:space="720"/>
     </w:sectPr>
   </w:body>
 </w:document>
 </file>
 
 <file path=word/numbering.xml><?xml version="1.0" encoding="utf-8"?>
-<w:numbering xmlns:mc="http://schemas.openxmlformats.org/markup-compatibility/2006" xmlns:o="urn:schemas-microsoft-com:office:office" xmlns:r="http://schemas.openxmlformats.org/officeDocument/2006/relationships" xmlns:m="http://schemas.openxmlformats.org/officeDocument/2006/math" xmlns:v="urn:schemas-microsoft-com:vml" xmlns:wp="http://schemas.openxmlformats.org/drawingml/2006/wordprocessingDrawing" xmlns:w10="urn:schemas-microsoft-com:office:word" xmlns:w="http://schemas.openxmlformats.org/wordprocessingml/2006/main" xmlns:wne="http://schemas.microsoft.com/office/word/2006/wordml" xmlns:sl="http://schemas.openxmlformats.org/schemaLibrary/2006/main" xmlns:a="http://schemas.openxmlformats.org/drawingml/2006/main" xmlns:pic="http://schemas.openxmlformats.org/drawingml/2006/picture" xmlns:c="http://schemas.openxmlformats.org/drawingml/2006/chart" xmlns:lc="http://schemas.openxmlformats.org/drawingml/2006/lockedCanvas" xmlns:dgm="http://schemas.openxmlformats.org/drawingml/2006/diagram" xmlns:wps="http://schemas.microsoft.com/office/word/2010/wordprocessingShape" xmlns:wpg="http://schemas.microsoft.com/office/word/2010/wordprocessingGroup" xmlns:w14="http://schemas.microsoft.com/office/word/2010/wordml" xmlns:w15="http://schemas.microsoft.com/office/word/2012/wordml" xmlns:w16="http://schemas.microsoft.com/office/word/2018/wordml" xmlns:w16cex="http://schemas.microsoft.com/office/word/2018/wordml/cex" xmlns:w16cid="http://schemas.microsoft.com/office/word/2016/wordml/cid" xmlns="http://schemas.microsoft.com/office/tasks/2019/documenttasks" xmlns:cr="http://schemas.microsoft.com/office/comments/2020/reactions">
-  <w:abstractNum w:abstractNumId="1">
+<w:numbering xmlns:wpc="http://schemas.microsoft.com/office/word/2010/wordprocessingCanvas" xmlns:cx="http://schemas.microsoft.com/office/drawing/2014/chartex" xmlns:cx1="http://schemas.microsoft.com/office/drawing/2015/9/8/chartex" xmlns:cx2="http://schemas.microsoft.com/office/drawing/2015/10/21/chartex" xmlns:cx3="http://schemas.microsoft.com/office/drawing/2016/5/9/chartex" xmlns:cx4="http://schemas.microsoft.com/office/drawing/2016/5/10/chartex" xmlns:cx5="http://schemas.microsoft.com/office/drawing/2016/5/11/chartex" xmlns:cx6="http://schemas.microsoft.com/office/drawing/2016/5/12/chartex" xmlns:cx7="http://schemas.microsoft.com/office/drawing/2016/5/13/chartex" xmlns:cx8="http://schemas.microsoft.com/office/drawing/2016/5/14/chartex" xmlns:mc="http://schemas.openxmlformats.org/markup-compatibility/2006" xmlns:aink="http://schemas.microsoft.com/office/drawing/2016/ink" xmlns:am3d="http://schemas.microsoft.com/office/drawing/2017/model3d" xmlns:o="urn:schemas-microsoft-com:office:office" xmlns:oel="http://schemas.microsoft.com/office/2019/extlst" xmlns:r="http://schemas.openxmlformats.org/officeDocument/2006/relationships" xmlns:m="http://schemas.openxmlformats.org/officeDocument/2006/math" xmlns:v="urn:schemas-microsoft-com:vml" xmlns:wp14="http://schemas.microsoft.com/office/word/2010/wordprocessingDrawing" xmlns:wp="http://schemas.openxmlformats.org/drawingml/2006/wordprocessingDrawing" xmlns:w10="urn:schemas-microsoft-com:office:word" xmlns:w="http://schemas.openxmlformats.org/wordprocessingml/2006/main" xmlns:w14="http://schemas.microsoft.com/office/word/2010/wordml" xmlns:w15="http://schemas.microsoft.com/office/word/2012/wordml" xmlns:w16cex="http://schemas.microsoft.com/office/word/2018/wordml/cex" xmlns:w16cid="http://schemas.microsoft.com/office/word/2016/wordml/cid" xmlns:w16="http://schemas.microsoft.com/office/word/2018/wordml" xmlns:w16sdtdh="http://schemas.microsoft.com/office/word/2020/wordml/sdtdatahash" xmlns:w16se="http://schemas.microsoft.com/office/word/2015/wordml/symex" xmlns:wpg="http://schemas.microsoft.com/office/word/2010/wordprocessingGroup" xmlns:wpi="http://schemas.microsoft.com/office/word/2010/wordprocessingInk" xmlns:wne="http://schemas.microsoft.com/office/word/2006/wordml" xmlns:wps="http://schemas.microsoft.com/office/word/2010/wordprocessingShape" mc:Ignorable="w14 w15 w16se w16cid w16 w16cex w16sdtdh wp14">
+  <w:abstractNum w:abstractNumId="0" w15:restartNumberingAfterBreak="0">
+    <w:nsid w:val="12BD15FE"/>
+    <w:multiLevelType w:val="multilevel"/>
+    <w:tmpl w:val="4A48FF52"/>
     <w:lvl w:ilvl="0">
       <w:start w:val="1"/>
       <w:numFmt w:val="bullet"/>
@@ -635,9 +1154,122 @@
     <w:lvl w:ilvl="2">
       <w:start w:val="1"/>
       <w:numFmt w:val="bullet"/>
+      <w:lvlText w:val="o"/>
+      <w:lvlJc w:val="left"/>
+      <w:pPr>
+        <w:ind w:left="2160" w:hanging="360"/>
+      </w:pPr>
+      <w:rPr>
+        <w:rFonts w:ascii="Courier New" w:hAnsi="Courier New" w:hint="default"/>
+      </w:rPr>
+    </w:lvl>
+    <w:lvl w:ilvl="3">
+      <w:start w:val="1"/>
+      <w:numFmt w:val="bullet"/>
+      <w:lvlText w:val="●"/>
+      <w:lvlJc w:val="left"/>
+      <w:pPr>
+        <w:ind w:left="2880" w:hanging="360"/>
+      </w:pPr>
+      <w:rPr>
+        <w:u w:val="none"/>
+      </w:rPr>
+    </w:lvl>
+    <w:lvl w:ilvl="4">
+      <w:start w:val="1"/>
+      <w:numFmt w:val="bullet"/>
+      <w:lvlText w:val="○"/>
+      <w:lvlJc w:val="left"/>
+      <w:pPr>
+        <w:ind w:left="3600" w:hanging="360"/>
+      </w:pPr>
+      <w:rPr>
+        <w:u w:val="none"/>
+      </w:rPr>
+    </w:lvl>
+    <w:lvl w:ilvl="5">
+      <w:start w:val="1"/>
+      <w:numFmt w:val="bullet"/>
       <w:lvlText w:val="■"/>
       <w:lvlJc w:val="left"/>
       <w:pPr>
+        <w:ind w:left="4320" w:hanging="360"/>
+      </w:pPr>
+      <w:rPr>
+        <w:u w:val="none"/>
+      </w:rPr>
+    </w:lvl>
+    <w:lvl w:ilvl="6">
+      <w:start w:val="1"/>
+      <w:numFmt w:val="bullet"/>
+      <w:lvlText w:val="●"/>
+      <w:lvlJc w:val="left"/>
+      <w:pPr>
+        <w:ind w:left="5040" w:hanging="360"/>
+      </w:pPr>
+      <w:rPr>
+        <w:u w:val="none"/>
+      </w:rPr>
+    </w:lvl>
+    <w:lvl w:ilvl="7">
+      <w:start w:val="1"/>
+      <w:numFmt w:val="bullet"/>
+      <w:lvlText w:val="○"/>
+      <w:lvlJc w:val="left"/>
+      <w:pPr>
+        <w:ind w:left="5760" w:hanging="360"/>
+      </w:pPr>
+      <w:rPr>
+        <w:u w:val="none"/>
+      </w:rPr>
+    </w:lvl>
+    <w:lvl w:ilvl="8">
+      <w:start w:val="1"/>
+      <w:numFmt w:val="bullet"/>
+      <w:lvlText w:val="■"/>
+      <w:lvlJc w:val="left"/>
+      <w:pPr>
+        <w:ind w:left="6480" w:hanging="360"/>
+      </w:pPr>
+      <w:rPr>
+        <w:u w:val="none"/>
+      </w:rPr>
+    </w:lvl>
+  </w:abstractNum>
+  <w:abstractNum w:abstractNumId="1" w15:restartNumberingAfterBreak="0">
+    <w:nsid w:val="3F381720"/>
+    <w:multiLevelType w:val="multilevel"/>
+    <w:tmpl w:val="C722DCC0"/>
+    <w:lvl w:ilvl="0">
+      <w:start w:val="1"/>
+      <w:numFmt w:val="bullet"/>
+      <w:lvlText w:val="●"/>
+      <w:lvlJc w:val="left"/>
+      <w:pPr>
+        <w:ind w:left="720" w:hanging="360"/>
+      </w:pPr>
+      <w:rPr>
+        <w:u w:val="none"/>
+      </w:rPr>
+    </w:lvl>
+    <w:lvl w:ilvl="1">
+      <w:start w:val="1"/>
+      <w:numFmt w:val="bullet"/>
+      <w:lvlText w:val="○"/>
+      <w:lvlJc w:val="left"/>
+      <w:pPr>
+        <w:ind w:left="1440" w:hanging="360"/>
+      </w:pPr>
+      <w:rPr>
+        <w:u w:val="none"/>
+      </w:rPr>
+    </w:lvl>
+    <w:lvl w:ilvl="2">
+      <w:start w:val="1"/>
+      <w:numFmt w:val="bullet"/>
+      <w:lvlText w:val="■"/>
+      <w:lvlJc w:val="left"/>
+      <w:pPr>
         <w:ind w:left="2160" w:hanging="360"/>
       </w:pPr>
       <w:rPr>
@@ -717,21 +1349,256 @@
       </w:rPr>
     </w:lvl>
   </w:abstractNum>
-  <w:num w:numId="1">
+  <w:abstractNum w:abstractNumId="2" w15:restartNumberingAfterBreak="0">
+    <w:nsid w:val="518644A0"/>
+    <w:multiLevelType w:val="multilevel"/>
+    <w:tmpl w:val="55F2BC54"/>
+    <w:lvl w:ilvl="0">
+      <w:start w:val="1"/>
+      <w:numFmt w:val="bullet"/>
+      <w:lvlText w:val="●"/>
+      <w:lvlJc w:val="left"/>
+      <w:pPr>
+        <w:ind w:left="720" w:hanging="360"/>
+      </w:pPr>
+      <w:rPr>
+        <w:u w:val="none"/>
+      </w:rPr>
+    </w:lvl>
+    <w:lvl w:ilvl="1">
+      <w:start w:val="1"/>
+      <w:numFmt w:val="bullet"/>
+      <w:lvlText w:val="○"/>
+      <w:lvlJc w:val="left"/>
+      <w:pPr>
+        <w:ind w:left="1440" w:hanging="360"/>
+      </w:pPr>
+      <w:rPr>
+        <w:u w:val="none"/>
+      </w:rPr>
+    </w:lvl>
+    <w:lvl w:ilvl="2">
+      <w:start w:val="1"/>
+      <w:numFmt w:val="bullet"/>
+      <w:lvlText w:val="o"/>
+      <w:lvlJc w:val="left"/>
+      <w:pPr>
+        <w:ind w:left="2160" w:hanging="360"/>
+      </w:pPr>
+      <w:rPr>
+        <w:rFonts w:ascii="Courier New" w:hAnsi="Courier New" w:hint="default"/>
+      </w:rPr>
+    </w:lvl>
+    <w:lvl w:ilvl="3">
+      <w:start w:val="1"/>
+      <w:numFmt w:val="bullet"/>
+      <w:lvlText w:val="●"/>
+      <w:lvlJc w:val="left"/>
+      <w:pPr>
+        <w:ind w:left="2880" w:hanging="360"/>
+      </w:pPr>
+      <w:rPr>
+        <w:u w:val="none"/>
+      </w:rPr>
+    </w:lvl>
+    <w:lvl w:ilvl="4">
+      <w:start w:val="1"/>
+      <w:numFmt w:val="bullet"/>
+      <w:lvlText w:val="○"/>
+      <w:lvlJc w:val="left"/>
+      <w:pPr>
+        <w:ind w:left="3600" w:hanging="360"/>
+      </w:pPr>
+      <w:rPr>
+        <w:u w:val="none"/>
+      </w:rPr>
+    </w:lvl>
+    <w:lvl w:ilvl="5">
+      <w:start w:val="1"/>
+      <w:numFmt w:val="bullet"/>
+      <w:lvlText w:val="■"/>
+      <w:lvlJc w:val="left"/>
+      <w:pPr>
+        <w:ind w:left="4320" w:hanging="360"/>
+      </w:pPr>
+      <w:rPr>
+        <w:u w:val="none"/>
+      </w:rPr>
+    </w:lvl>
+    <w:lvl w:ilvl="6">
+      <w:start w:val="1"/>
+      <w:numFmt w:val="bullet"/>
+      <w:lvlText w:val="●"/>
+      <w:lvlJc w:val="left"/>
+      <w:pPr>
+        <w:ind w:left="5040" w:hanging="360"/>
+      </w:pPr>
+      <w:rPr>
+        <w:u w:val="none"/>
+      </w:rPr>
+    </w:lvl>
+    <w:lvl w:ilvl="7">
+      <w:start w:val="1"/>
+      <w:numFmt w:val="bullet"/>
+      <w:lvlText w:val="○"/>
+      <w:lvlJc w:val="left"/>
+      <w:pPr>
+        <w:ind w:left="5760" w:hanging="360"/>
+      </w:pPr>
+      <w:rPr>
+        <w:u w:val="none"/>
+      </w:rPr>
+    </w:lvl>
+    <w:lvl w:ilvl="8">
+      <w:start w:val="1"/>
+      <w:numFmt w:val="bullet"/>
+      <w:lvlText w:val="■"/>
+      <w:lvlJc w:val="left"/>
+      <w:pPr>
+        <w:ind w:left="6480" w:hanging="360"/>
+      </w:pPr>
+      <w:rPr>
+        <w:u w:val="none"/>
+      </w:rPr>
+    </w:lvl>
+  </w:abstractNum>
+  <w:abstractNum w:abstractNumId="3" w15:restartNumberingAfterBreak="0">
+    <w:nsid w:val="71911280"/>
+    <w:multiLevelType w:val="multilevel"/>
+    <w:tmpl w:val="753E5296"/>
+    <w:lvl w:ilvl="0">
+      <w:start w:val="1"/>
+      <w:numFmt w:val="bullet"/>
+      <w:lvlText w:val="●"/>
+      <w:lvlJc w:val="left"/>
+      <w:pPr>
+        <w:ind w:left="720" w:hanging="360"/>
+      </w:pPr>
+      <w:rPr>
+        <w:u w:val="none"/>
+      </w:rPr>
+    </w:lvl>
+    <w:lvl w:ilvl="1">
+      <w:start w:val="1"/>
+      <w:numFmt w:val="bullet"/>
+      <w:lvlText w:val="○"/>
+      <w:lvlJc w:val="left"/>
+      <w:pPr>
+        <w:ind w:left="1440" w:hanging="360"/>
+      </w:pPr>
+      <w:rPr>
+        <w:u w:val="none"/>
+      </w:rPr>
+    </w:lvl>
+    <w:lvl w:ilvl="2">
+      <w:start w:val="1"/>
+      <w:numFmt w:val="bullet"/>
+      <w:lvlText w:val="o"/>
+      <w:lvlJc w:val="left"/>
+      <w:pPr>
+        <w:ind w:left="2160" w:hanging="360"/>
+      </w:pPr>
+      <w:rPr>
+        <w:rFonts w:ascii="Courier New" w:hAnsi="Courier New" w:hint="default"/>
+      </w:rPr>
+    </w:lvl>
+    <w:lvl w:ilvl="3">
+      <w:start w:val="1"/>
+      <w:numFmt w:val="bullet"/>
+      <w:lvlText w:val="●"/>
+      <w:lvlJc w:val="left"/>
+      <w:pPr>
+        <w:ind w:left="2880" w:hanging="360"/>
+      </w:pPr>
+      <w:rPr>
+        <w:u w:val="none"/>
+      </w:rPr>
+    </w:lvl>
+    <w:lvl w:ilvl="4">
+      <w:start w:val="1"/>
+      <w:numFmt w:val="bullet"/>
+      <w:lvlText w:val="○"/>
+      <w:lvlJc w:val="left"/>
+      <w:pPr>
+        <w:ind w:left="3600" w:hanging="360"/>
+      </w:pPr>
+      <w:rPr>
+        <w:u w:val="none"/>
+      </w:rPr>
+    </w:lvl>
+    <w:lvl w:ilvl="5">
+      <w:start w:val="1"/>
+      <w:numFmt w:val="bullet"/>
+      <w:lvlText w:val="■"/>
+      <w:lvlJc w:val="left"/>
+      <w:pPr>
+        <w:ind w:left="4320" w:hanging="360"/>
+      </w:pPr>
+      <w:rPr>
+        <w:u w:val="none"/>
+      </w:rPr>
+    </w:lvl>
+    <w:lvl w:ilvl="6">
+      <w:start w:val="1"/>
+      <w:numFmt w:val="bullet"/>
+      <w:lvlText w:val="●"/>
+      <w:lvlJc w:val="left"/>
+      <w:pPr>
+        <w:ind w:left="5040" w:hanging="360"/>
+      </w:pPr>
+      <w:rPr>
+        <w:u w:val="none"/>
+      </w:rPr>
+    </w:lvl>
+    <w:lvl w:ilvl="7">
+      <w:start w:val="1"/>
+      <w:numFmt w:val="bullet"/>
+      <w:lvlText w:val="○"/>
+      <w:lvlJc w:val="left"/>
+      <w:pPr>
+        <w:ind w:left="5760" w:hanging="360"/>
+      </w:pPr>
+      <w:rPr>
+        <w:u w:val="none"/>
+      </w:rPr>
+    </w:lvl>
+    <w:lvl w:ilvl="8">
+      <w:start w:val="1"/>
+      <w:numFmt w:val="bullet"/>
+      <w:lvlText w:val="■"/>
+      <w:lvlJc w:val="left"/>
+      <w:pPr>
+        <w:ind w:left="6480" w:hanging="360"/>
+      </w:pPr>
+      <w:rPr>
+        <w:u w:val="none"/>
+      </w:rPr>
+    </w:lvl>
+  </w:abstractNum>
+  <w:num w:numId="1" w16cid:durableId="1843357180">
     <w:abstractNumId w:val="1"/>
+  </w:num>
+  <w:num w:numId="2" w16cid:durableId="2128889007">
+    <w:abstractNumId w:val="2"/>
+  </w:num>
+  <w:num w:numId="3" w16cid:durableId="1575699801">
+    <w:abstractNumId w:val="0"/>
+  </w:num>
+  <w:num w:numId="4" w16cid:durableId="2006278545">
+    <w:abstractNumId w:val="3"/>
   </w:num>
 </w:numbering>
 </file>
 
 <file path=word/styles.xml><?xml version="1.0" encoding="utf-8"?>
-<w:styles xmlns:mc="http://schemas.openxmlformats.org/markup-compatibility/2006" xmlns:o="urn:schemas-microsoft-com:office:office" xmlns:r="http://schemas.openxmlformats.org/officeDocument/2006/relationships" xmlns:m="http://schemas.openxmlformats.org/officeDocument/2006/math" xmlns:v="urn:schemas-microsoft-com:vml" xmlns:wp="http://schemas.openxmlformats.org/drawingml/2006/wordprocessingDrawing" xmlns:w10="urn:schemas-microsoft-com:office:word" xmlns:w="http://schemas.openxmlformats.org/wordprocessingml/2006/main" xmlns:wne="http://schemas.microsoft.com/office/word/2006/wordml" xmlns:sl="http://schemas.openxmlformats.org/schemaLibrary/2006/main" xmlns:a="http://schemas.openxmlformats.org/drawingml/2006/main" xmlns:pic="http://schemas.openxmlformats.org/drawingml/2006/picture" xmlns:c="http://schemas.openxmlformats.org/drawingml/2006/chart" xmlns:lc="http://schemas.openxmlformats.org/drawingml/2006/lockedCanvas" xmlns:dgm="http://schemas.openxmlformats.org/drawingml/2006/diagram" xmlns:wps="http://schemas.microsoft.com/office/word/2010/wordprocessingShape" xmlns:wpg="http://schemas.microsoft.com/office/word/2010/wordprocessingGroup" xmlns:w14="http://schemas.microsoft.com/office/word/2010/wordml" xmlns:w15="http://schemas.microsoft.com/office/word/2012/wordml" xmlns:w16="http://schemas.microsoft.com/office/word/2018/wordml" xmlns:w16cex="http://schemas.microsoft.com/office/word/2018/wordml/cex" xmlns:w16cid="http://schemas.microsoft.com/office/word/2016/wordml/cid" xmlns="http://schemas.microsoft.com/office/tasks/2019/documenttasks" xmlns:cr="http://schemas.microsoft.com/office/comments/2020/reactions">
+<w:styles xmlns:mc="http://schemas.openxmlformats.org/markup-compatibility/2006" xmlns:r="http://schemas.openxmlformats.org/officeDocument/2006/relationships" xmlns:w="http://schemas.openxmlformats.org/wordprocessingml/2006/main" xmlns:w14="http://schemas.microsoft.com/office/word/2010/wordml" xmlns:w15="http://schemas.microsoft.com/office/word/2012/wordml" xmlns:w16cex="http://schemas.microsoft.com/office/word/2018/wordml/cex" xmlns:w16cid="http://schemas.microsoft.com/office/word/2016/wordml/cid" xmlns:w16="http://schemas.microsoft.com/office/word/2018/wordml" xmlns:w16sdtdh="http://schemas.microsoft.com/office/word/2020/wordml/sdtdatahash" xmlns:w16se="http://schemas.microsoft.com/office/word/2015/wordml/symex" mc:Ignorable="w14 w15 w16se w16cid w16 w16cex w16sdtdh">
   <w:docDefaults>
     <w:rPrDefault>
       <w:rPr>
-        <w:rFonts w:ascii="Arial" w:cs="Arial" w:eastAsia="Arial" w:hAnsi="Arial"/>
+        <w:rFonts w:ascii="Arial" w:eastAsia="Arial" w:hAnsi="Arial" w:cs="Arial"/>
         <w:sz w:val="22"/>
         <w:szCs w:val="22"/>
-        <w:lang w:val="ru"/>
+        <w:lang w:val="ru" w:eastAsia="en-GB" w:bidi="ar-SA"/>
       </w:rPr>
     </w:rPrDefault>
     <w:pPrDefault>
@@ -740,29 +1607,399 @@
       </w:pPr>
     </w:pPrDefault>
   </w:docDefaults>
-  <w:style w:type="table" w:styleId="TableNormal" w:default="1">
-    <w:name w:val="TableNormal"/>
-    <w:tblPr>
-      <w:tblCellMar>
-        <w:top w:w="100.0" w:type="dxa"/>
-        <w:left w:w="100.0" w:type="dxa"/>
-        <w:bottom w:w="100.0" w:type="dxa"/>
-        <w:right w:w="100.0" w:type="dxa"/>
-      </w:tblCellMar>
-    </w:tblPr>
-  </w:style>
-  <w:style w:type="paragraph" w:styleId="Normal" w:default="1">
-    <w:name w:val="normal"/>
+  <w:latentStyles w:defLockedState="0" w:defUIPriority="99" w:defSemiHidden="0" w:defUnhideWhenUsed="0" w:defQFormat="0" w:count="376">
+    <w:lsdException w:name="Normal" w:uiPriority="0" w:qFormat="1"/>
+    <w:lsdException w:name="heading 1" w:uiPriority="9" w:qFormat="1"/>
+    <w:lsdException w:name="heading 2" w:semiHidden="1" w:uiPriority="9" w:unhideWhenUsed="1" w:qFormat="1"/>
+    <w:lsdException w:name="heading 3" w:semiHidden="1" w:uiPriority="9" w:unhideWhenUsed="1" w:qFormat="1"/>
+    <w:lsdException w:name="heading 4" w:semiHidden="1" w:uiPriority="9" w:unhideWhenUsed="1" w:qFormat="1"/>
+    <w:lsdException w:name="heading 5" w:semiHidden="1" w:uiPriority="9" w:unhideWhenUsed="1" w:qFormat="1"/>
+    <w:lsdException w:name="heading 6" w:semiHidden="1" w:uiPriority="9" w:unhideWhenUsed="1" w:qFormat="1"/>
+    <w:lsdException w:name="heading 7" w:semiHidden="1" w:uiPriority="9" w:unhideWhenUsed="1" w:qFormat="1"/>
+    <w:lsdException w:name="heading 8" w:semiHidden="1" w:uiPriority="9" w:unhideWhenUsed="1" w:qFormat="1"/>
+    <w:lsdException w:name="heading 9" w:semiHidden="1" w:uiPriority="9" w:unhideWhenUsed="1" w:qFormat="1"/>
+    <w:lsdException w:name="index 1" w:semiHidden="1" w:unhideWhenUsed="1"/>
+    <w:lsdException w:name="index 2" w:semiHidden="1" w:unhideWhenUsed="1"/>
+    <w:lsdException w:name="index 3" w:semiHidden="1" w:unhideWhenUsed="1"/>
+    <w:lsdException w:name="index 4" w:semiHidden="1" w:unhideWhenUsed="1"/>
+    <w:lsdException w:name="index 5" w:semiHidden="1" w:unhideWhenUsed="1"/>
+    <w:lsdException w:name="index 6" w:semiHidden="1" w:unhideWhenUsed="1"/>
+    <w:lsdException w:name="index 7" w:semiHidden="1" w:unhideWhenUsed="1"/>
+    <w:lsdException w:name="index 8" w:semiHidden="1" w:unhideWhenUsed="1"/>
+    <w:lsdException w:name="index 9" w:semiHidden="1" w:unhideWhenUsed="1"/>
+    <w:lsdException w:name="toc 1" w:semiHidden="1" w:uiPriority="39" w:unhideWhenUsed="1"/>
+    <w:lsdException w:name="toc 2" w:semiHidden="1" w:uiPriority="39" w:unhideWhenUsed="1"/>
+    <w:lsdException w:name="toc 3" w:semiHidden="1" w:uiPriority="39" w:unhideWhenUsed="1"/>
+    <w:lsdException w:name="toc 4" w:semiHidden="1" w:uiPriority="39" w:unhideWhenUsed="1"/>
+    <w:lsdException w:name="toc 5" w:semiHidden="1" w:uiPriority="39" w:unhideWhenUsed="1"/>
+    <w:lsdException w:name="toc 6" w:semiHidden="1" w:uiPriority="39" w:unhideWhenUsed="1"/>
+    <w:lsdException w:name="toc 7" w:semiHidden="1" w:uiPriority="39" w:unhideWhenUsed="1"/>
+    <w:lsdException w:name="toc 8" w:semiHidden="1" w:uiPriority="39" w:unhideWhenUsed="1"/>
+    <w:lsdException w:name="toc 9" w:semiHidden="1" w:uiPriority="39" w:unhideWhenUsed="1"/>
+    <w:lsdException w:name="Normal Indent" w:semiHidden="1" w:unhideWhenUsed="1"/>
+    <w:lsdException w:name="footnote text" w:semiHidden="1" w:unhideWhenUsed="1"/>
+    <w:lsdException w:name="annotation text" w:semiHidden="1" w:unhideWhenUsed="1"/>
+    <w:lsdException w:name="header" w:semiHidden="1" w:unhideWhenUsed="1"/>
+    <w:lsdException w:name="footer" w:semiHidden="1" w:unhideWhenUsed="1"/>
+    <w:lsdException w:name="index heading" w:semiHidden="1" w:unhideWhenUsed="1"/>
+    <w:lsdException w:name="caption" w:semiHidden="1" w:uiPriority="35" w:unhideWhenUsed="1" w:qFormat="1"/>
+    <w:lsdException w:name="table of figures" w:semiHidden="1" w:unhideWhenUsed="1"/>
+    <w:lsdException w:name="envelope address" w:semiHidden="1" w:unhideWhenUsed="1"/>
+    <w:lsdException w:name="envelope return" w:semiHidden="1" w:unhideWhenUsed="1"/>
+    <w:lsdException w:name="footnote reference" w:semiHidden="1" w:unhideWhenUsed="1"/>
+    <w:lsdException w:name="annotation reference" w:semiHidden="1" w:unhideWhenUsed="1"/>
+    <w:lsdException w:name="line number" w:semiHidden="1" w:unhideWhenUsed="1"/>
+    <w:lsdException w:name="page number" w:semiHidden="1" w:unhideWhenUsed="1"/>
+    <w:lsdException w:name="endnote reference" w:semiHidden="1" w:unhideWhenUsed="1"/>
+    <w:lsdException w:name="endnote text" w:semiHidden="1" w:unhideWhenUsed="1"/>
+    <w:lsdException w:name="table of authorities" w:semiHidden="1" w:unhideWhenUsed="1"/>
+    <w:lsdException w:name="macro" w:semiHidden="1" w:unhideWhenUsed="1"/>
+    <w:lsdException w:name="toa heading" w:semiHidden="1" w:unhideWhenUsed="1"/>
+    <w:lsdException w:name="List" w:semiHidden="1" w:unhideWhenUsed="1"/>
+    <w:lsdException w:name="List Bullet" w:semiHidden="1" w:unhideWhenUsed="1"/>
+    <w:lsdException w:name="List Number" w:semiHidden="1" w:unhideWhenUsed="1"/>
+    <w:lsdException w:name="List 2" w:semiHidden="1" w:unhideWhenUsed="1"/>
+    <w:lsdException w:name="List 3" w:semiHidden="1" w:unhideWhenUsed="1"/>
+    <w:lsdException w:name="List 4" w:semiHidden="1" w:unhideWhenUsed="1"/>
+    <w:lsdException w:name="List 5" w:semiHidden="1" w:unhideWhenUsed="1"/>
+    <w:lsdException w:name="List Bullet 2" w:semiHidden="1" w:unhideWhenUsed="1"/>
+    <w:lsdException w:name="List Bullet 3" w:semiHidden="1" w:unhideWhenUsed="1"/>
+    <w:lsdException w:name="List Bullet 4" w:semiHidden="1" w:unhideWhenUsed="1"/>
+    <w:lsdException w:name="List Bullet 5" w:semiHidden="1" w:unhideWhenUsed="1"/>
+    <w:lsdException w:name="List Number 2" w:semiHidden="1" w:unhideWhenUsed="1"/>
+    <w:lsdException w:name="List Number 3" w:semiHidden="1" w:unhideWhenUsed="1"/>
+    <w:lsdException w:name="List Number 4" w:semiHidden="1" w:unhideWhenUsed="1"/>
+    <w:lsdException w:name="List Number 5" w:semiHidden="1" w:unhideWhenUsed="1"/>
+    <w:lsdException w:name="Title" w:uiPriority="10" w:qFormat="1"/>
+    <w:lsdException w:name="Closing" w:semiHidden="1" w:unhideWhenUsed="1"/>
+    <w:lsdException w:name="Signature" w:semiHidden="1" w:unhideWhenUsed="1"/>
+    <w:lsdException w:name="Default Paragraph Font" w:semiHidden="1" w:uiPriority="1" w:unhideWhenUsed="1"/>
+    <w:lsdException w:name="Body Text" w:semiHidden="1" w:unhideWhenUsed="1"/>
+    <w:lsdException w:name="Body Text Indent" w:semiHidden="1" w:unhideWhenUsed="1"/>
+    <w:lsdException w:name="List Continue" w:semiHidden="1" w:unhideWhenUsed="1"/>
+    <w:lsdException w:name="List Continue 2" w:semiHidden="1" w:unhideWhenUsed="1"/>
+    <w:lsdException w:name="List Continue 3" w:semiHidden="1" w:unhideWhenUsed="1"/>
+    <w:lsdException w:name="List Continue 4" w:semiHidden="1" w:unhideWhenUsed="1"/>
+    <w:lsdException w:name="List Continue 5" w:semiHidden="1" w:unhideWhenUsed="1"/>
+    <w:lsdException w:name="Message Header" w:semiHidden="1" w:unhideWhenUsed="1"/>
+    <w:lsdException w:name="Subtitle" w:uiPriority="11" w:qFormat="1"/>
+    <w:lsdException w:name="Salutation" w:semiHidden="1" w:unhideWhenUsed="1"/>
+    <w:lsdException w:name="Date" w:semiHidden="1" w:unhideWhenUsed="1"/>
+    <w:lsdException w:name="Body Text First Indent" w:semiHidden="1" w:unhideWhenUsed="1"/>
+    <w:lsdException w:name="Body Text First Indent 2" w:semiHidden="1" w:unhideWhenUsed="1"/>
+    <w:lsdException w:name="Note Heading" w:semiHidden="1" w:unhideWhenUsed="1"/>
+    <w:lsdException w:name="Body Text 2" w:semiHidden="1" w:unhideWhenUsed="1"/>
+    <w:lsdException w:name="Body Text 3" w:semiHidden="1" w:unhideWhenUsed="1"/>
+    <w:lsdException w:name="Body Text Indent 2" w:semiHidden="1" w:unhideWhenUsed="1"/>
+    <w:lsdException w:name="Body Text Indent 3" w:semiHidden="1" w:unhideWhenUsed="1"/>
+    <w:lsdException w:name="Block Text" w:semiHidden="1" w:unhideWhenUsed="1"/>
+    <w:lsdException w:name="Hyperlink" w:semiHidden="1" w:unhideWhenUsed="1"/>
+    <w:lsdException w:name="FollowedHyperlink" w:semiHidden="1" w:unhideWhenUsed="1"/>
+    <w:lsdException w:name="Strong" w:uiPriority="22" w:qFormat="1"/>
+    <w:lsdException w:name="Emphasis" w:uiPriority="20" w:qFormat="1"/>
+    <w:lsdException w:name="Document Map" w:semiHidden="1" w:unhideWhenUsed="1"/>
+    <w:lsdException w:name="Plain Text" w:semiHidden="1" w:unhideWhenUsed="1"/>
+    <w:lsdException w:name="E-mail Signature" w:semiHidden="1" w:unhideWhenUsed="1"/>
+    <w:lsdException w:name="HTML Top of Form" w:semiHidden="1" w:unhideWhenUsed="1"/>
+    <w:lsdException w:name="HTML Bottom of Form" w:semiHidden="1" w:unhideWhenUsed="1"/>
+    <w:lsdException w:name="Normal (Web)" w:semiHidden="1" w:unhideWhenUsed="1"/>
+    <w:lsdException w:name="HTML Acronym" w:semiHidden="1" w:unhideWhenUsed="1"/>
+    <w:lsdException w:name="HTML Address" w:semiHidden="1" w:unhideWhenUsed="1"/>
+    <w:lsdException w:name="HTML Cite" w:semiHidden="1" w:unhideWhenUsed="1"/>
+    <w:lsdException w:name="HTML Code" w:semiHidden="1" w:unhideWhenUsed="1"/>
+    <w:lsdException w:name="HTML Definition" w:semiHidden="1" w:unhideWhenUsed="1"/>
+    <w:lsdException w:name="HTML Keyboard" w:semiHidden="1" w:unhideWhenUsed="1"/>
+    <w:lsdException w:name="HTML Preformatted" w:semiHidden="1" w:unhideWhenUsed="1"/>
+    <w:lsdException w:name="HTML Sample" w:semiHidden="1" w:unhideWhenUsed="1"/>
+    <w:lsdException w:name="HTML Typewriter" w:semiHidden="1" w:unhideWhenUsed="1"/>
+    <w:lsdException w:name="HTML Variable" w:semiHidden="1" w:unhideWhenUsed="1"/>
+    <w:lsdException w:name="Normal Table" w:semiHidden="1" w:unhideWhenUsed="1"/>
+    <w:lsdException w:name="annotation subject" w:semiHidden="1" w:unhideWhenUsed="1"/>
+    <w:lsdException w:name="No List" w:semiHidden="1" w:unhideWhenUsed="1"/>
+    <w:lsdException w:name="Outline List 1" w:semiHidden="1" w:unhideWhenUsed="1"/>
+    <w:lsdException w:name="Outline List 2" w:semiHidden="1" w:unhideWhenUsed="1"/>
+    <w:lsdException w:name="Outline List 3" w:semiHidden="1" w:unhideWhenUsed="1"/>
+    <w:lsdException w:name="Table Simple 1" w:semiHidden="1" w:unhideWhenUsed="1"/>
+    <w:lsdException w:name="Table Simple 2" w:semiHidden="1" w:unhideWhenUsed="1"/>
+    <w:lsdException w:name="Table Simple 3" w:semiHidden="1" w:unhideWhenUsed="1"/>
+    <w:lsdException w:name="Table Classic 1" w:semiHidden="1" w:unhideWhenUsed="1"/>
+    <w:lsdException w:name="Table Classic 2" w:semiHidden="1" w:unhideWhenUsed="1"/>
+    <w:lsdException w:name="Table Classic 3" w:semiHidden="1" w:unhideWhenUsed="1"/>
+    <w:lsdException w:name="Table Classic 4" w:semiHidden="1" w:unhideWhenUsed="1"/>
+    <w:lsdException w:name="Table Colorful 1" w:semiHidden="1" w:unhideWhenUsed="1"/>
+    <w:lsdException w:name="Table Colorful 2" w:semiHidden="1" w:unhideWhenUsed="1"/>
+    <w:lsdException w:name="Table Colorful 3" w:semiHidden="1" w:unhideWhenUsed="1"/>
+    <w:lsdException w:name="Table Columns 1" w:semiHidden="1" w:unhideWhenUsed="1"/>
+    <w:lsdException w:name="Table Columns 2" w:semiHidden="1" w:unhideWhenUsed="1"/>
+    <w:lsdException w:name="Table Columns 3" w:semiHidden="1" w:unhideWhenUsed="1"/>
+    <w:lsdException w:name="Table Columns 4" w:semiHidden="1" w:unhideWhenUsed="1"/>
+    <w:lsdException w:name="Table Columns 5" w:semiHidden="1" w:unhideWhenUsed="1"/>
+    <w:lsdException w:name="Table Grid 1" w:semiHidden="1" w:unhideWhenUsed="1"/>
+    <w:lsdException w:name="Table Grid 2" w:semiHidden="1" w:unhideWhenUsed="1"/>
+    <w:lsdException w:name="Table Grid 3" w:semiHidden="1" w:unhideWhenUsed="1"/>
+    <w:lsdException w:name="Table Grid 4" w:semiHidden="1" w:unhideWhenUsed="1"/>
+    <w:lsdException w:name="Table Grid 5" w:semiHidden="1" w:unhideWhenUsed="1"/>
+    <w:lsdException w:name="Table Grid 6" w:semiHidden="1" w:unhideWhenUsed="1"/>
+    <w:lsdException w:name="Table Grid 7" w:semiHidden="1" w:unhideWhenUsed="1"/>
+    <w:lsdException w:name="Table Grid 8" w:semiHidden="1" w:unhideWhenUsed="1"/>
+    <w:lsdException w:name="Table List 1" w:semiHidden="1" w:unhideWhenUsed="1"/>
+    <w:lsdException w:name="Table List 2" w:semiHidden="1" w:unhideWhenUsed="1"/>
+    <w:lsdException w:name="Table List 3" w:semiHidden="1" w:unhideWhenUsed="1"/>
+    <w:lsdException w:name="Table List 4" w:semiHidden="1" w:unhideWhenUsed="1"/>
+    <w:lsdException w:name="Table List 5" w:semiHidden="1" w:unhideWhenUsed="1"/>
+    <w:lsdException w:name="Table List 6" w:semiHidden="1" w:unhideWhenUsed="1"/>
+    <w:lsdException w:name="Table List 7" w:semiHidden="1" w:unhideWhenUsed="1"/>
+    <w:lsdException w:name="Table List 8" w:semiHidden="1" w:unhideWhenUsed="1"/>
+    <w:lsdException w:name="Table 3D effects 1" w:semiHidden="1" w:unhideWhenUsed="1"/>
+    <w:lsdException w:name="Table 3D effects 2" w:semiHidden="1" w:unhideWhenUsed="1"/>
+    <w:lsdException w:name="Table 3D effects 3" w:semiHidden="1" w:unhideWhenUsed="1"/>
+    <w:lsdException w:name="Table Contemporary" w:semiHidden="1" w:unhideWhenUsed="1"/>
+    <w:lsdException w:name="Table Elegant" w:semiHidden="1" w:unhideWhenUsed="1"/>
+    <w:lsdException w:name="Table Professional" w:semiHidden="1" w:unhideWhenUsed="1"/>
+    <w:lsdException w:name="Table Subtle 1" w:semiHidden="1" w:unhideWhenUsed="1"/>
+    <w:lsdException w:name="Table Subtle 2" w:semiHidden="1" w:unhideWhenUsed="1"/>
+    <w:lsdException w:name="Table Web 1" w:semiHidden="1" w:unhideWhenUsed="1"/>
+    <w:lsdException w:name="Table Web 2" w:semiHidden="1" w:unhideWhenUsed="1"/>
+    <w:lsdException w:name="Table Web 3" w:semiHidden="1" w:unhideWhenUsed="1"/>
+    <w:lsdException w:name="Balloon Text" w:semiHidden="1" w:unhideWhenUsed="1"/>
+    <w:lsdException w:name="Table Grid" w:uiPriority="39"/>
+    <w:lsdException w:name="Table Theme" w:semiHidden="1" w:unhideWhenUsed="1"/>
+    <w:lsdException w:name="Placeholder Text" w:semiHidden="1"/>
+    <w:lsdException w:name="No Spacing" w:uiPriority="1" w:qFormat="1"/>
+    <w:lsdException w:name="Light Shading" w:uiPriority="60"/>
+    <w:lsdException w:name="Light List" w:uiPriority="61"/>
+    <w:lsdException w:name="Light Grid" w:uiPriority="62"/>
+    <w:lsdException w:name="Medium Shading 1" w:uiPriority="63"/>
+    <w:lsdException w:name="Medium Shading 2" w:uiPriority="64"/>
+    <w:lsdException w:name="Medium List 1" w:uiPriority="65"/>
+    <w:lsdException w:name="Medium List 2" w:uiPriority="66"/>
+    <w:lsdException w:name="Medium Grid 1" w:uiPriority="67"/>
+    <w:lsdException w:name="Medium Grid 2" w:uiPriority="68"/>
+    <w:lsdException w:name="Medium Grid 3" w:uiPriority="69"/>
+    <w:lsdException w:name="Dark List" w:uiPriority="70"/>
+    <w:lsdException w:name="Colorful Shading" w:uiPriority="71"/>
+    <w:lsdException w:name="Colorful List" w:uiPriority="72"/>
+    <w:lsdException w:name="Colorful Grid" w:uiPriority="73"/>
+    <w:lsdException w:name="Light Shading Accent 1" w:uiPriority="60"/>
+    <w:lsdException w:name="Light List Accent 1" w:uiPriority="61"/>
+    <w:lsdException w:name="Light Grid Accent 1" w:uiPriority="62"/>
+    <w:lsdException w:name="Medium Shading 1 Accent 1" w:uiPriority="63"/>
+    <w:lsdException w:name="Medium Shading 2 Accent 1" w:uiPriority="64"/>
+    <w:lsdException w:name="Medium List 1 Accent 1" w:uiPriority="65"/>
+    <w:lsdException w:name="Revision" w:semiHidden="1"/>
+    <w:lsdException w:name="List Paragraph" w:uiPriority="34" w:qFormat="1"/>
+    <w:lsdException w:name="Quote" w:uiPriority="29" w:qFormat="1"/>
+    <w:lsdException w:name="Intense Quote" w:uiPriority="30" w:qFormat="1"/>
+    <w:lsdException w:name="Medium List 2 Accent 1" w:uiPriority="66"/>
+    <w:lsdException w:name="Medium Grid 1 Accent 1" w:uiPriority="67"/>
+    <w:lsdException w:name="Medium Grid 2 Accent 1" w:uiPriority="68"/>
+    <w:lsdException w:name="Medium Grid 3 Accent 1" w:uiPriority="69"/>
+    <w:lsdException w:name="Dark List Accent 1" w:uiPriority="70"/>
+    <w:lsdException w:name="Colorful Shading Accent 1" w:uiPriority="71"/>
+    <w:lsdException w:name="Colorful List Accent 1" w:uiPriority="72"/>
+    <w:lsdException w:name="Colorful Grid Accent 1" w:uiPriority="73"/>
+    <w:lsdException w:name="Light Shading Accent 2" w:uiPriority="60"/>
+    <w:lsdException w:name="Light List Accent 2" w:uiPriority="61"/>
+    <w:lsdException w:name="Light Grid Accent 2" w:uiPriority="62"/>
+    <w:lsdException w:name="Medium Shading 1 Accent 2" w:uiPriority="63"/>
+    <w:lsdException w:name="Medium Shading 2 Accent 2" w:uiPriority="64"/>
+    <w:lsdException w:name="Medium List 1 Accent 2" w:uiPriority="65"/>
+    <w:lsdException w:name="Medium List 2 Accent 2" w:uiPriority="66"/>
+    <w:lsdException w:name="Medium Grid 1 Accent 2" w:uiPriority="67"/>
+    <w:lsdException w:name="Medium Grid 2 Accent 2" w:uiPriority="68"/>
+    <w:lsdException w:name="Medium Grid 3 Accent 2" w:uiPriority="69"/>
+    <w:lsdException w:name="Dark List Accent 2" w:uiPriority="70"/>
+    <w:lsdException w:name="Colorful Shading Accent 2" w:uiPriority="71"/>
+    <w:lsdException w:name="Colorful List Accent 2" w:uiPriority="72"/>
+    <w:lsdException w:name="Colorful Grid Accent 2" w:uiPriority="73"/>
+    <w:lsdException w:name="Light Shading Accent 3" w:uiPriority="60"/>
+    <w:lsdException w:name="Light List Accent 3" w:uiPriority="61"/>
+    <w:lsdException w:name="Light Grid Accent 3" w:uiPriority="62"/>
+    <w:lsdException w:name="Medium Shading 1 Accent 3" w:uiPriority="63"/>
+    <w:lsdException w:name="Medium Shading 2 Accent 3" w:uiPriority="64"/>
+    <w:lsdException w:name="Medium List 1 Accent 3" w:uiPriority="65"/>
+    <w:lsdException w:name="Medium List 2 Accent 3" w:uiPriority="66"/>
+    <w:lsdException w:name="Medium Grid 1 Accent 3" w:uiPriority="67"/>
+    <w:lsdException w:name="Medium Grid 2 Accent 3" w:uiPriority="68"/>
+    <w:lsdException w:name="Medium Grid 3 Accent 3" w:uiPriority="69"/>
+    <w:lsdException w:name="Dark List Accent 3" w:uiPriority="70"/>
+    <w:lsdException w:name="Colorful Shading Accent 3" w:uiPriority="71"/>
+    <w:lsdException w:name="Colorful List Accent 3" w:uiPriority="72"/>
+    <w:lsdException w:name="Colorful Grid Accent 3" w:uiPriority="73"/>
+    <w:lsdException w:name="Light Shading Accent 4" w:uiPriority="60"/>
+    <w:lsdException w:name="Light List Accent 4" w:uiPriority="61"/>
+    <w:lsdException w:name="Light Grid Accent 4" w:uiPriority="62"/>
+    <w:lsdException w:name="Medium Shading 1 Accent 4" w:uiPriority="63"/>
+    <w:lsdException w:name="Medium Shading 2 Accent 4" w:uiPriority="64"/>
+    <w:lsdException w:name="Medium List 1 Accent 4" w:uiPriority="65"/>
+    <w:lsdException w:name="Medium List 2 Accent 4" w:uiPriority="66"/>
+    <w:lsdException w:name="Medium Grid 1 Accent 4" w:uiPriority="67"/>
+    <w:lsdException w:name="Medium Grid 2 Accent 4" w:uiPriority="68"/>
+    <w:lsdException w:name="Medium Grid 3 Accent 4" w:uiPriority="69"/>
+    <w:lsdException w:name="Dark List Accent 4" w:uiPriority="70"/>
+    <w:lsdException w:name="Colorful Shading Accent 4" w:uiPriority="71"/>
+    <w:lsdException w:name="Colorful List Accent 4" w:uiPriority="72"/>
+    <w:lsdException w:name="Colorful Grid Accent 4" w:uiPriority="73"/>
+    <w:lsdException w:name="Light Shading Accent 5" w:uiPriority="60"/>
+    <w:lsdException w:name="Light List Accent 5" w:uiPriority="61"/>
+    <w:lsdException w:name="Light Grid Accent 5" w:uiPriority="62"/>
+    <w:lsdException w:name="Medium Shading 1 Accent 5" w:uiPriority="63"/>
+    <w:lsdException w:name="Medium Shading 2 Accent 5" w:uiPriority="64"/>
+    <w:lsdException w:name="Medium List 1 Accent 5" w:uiPriority="65"/>
+    <w:lsdException w:name="Medium List 2 Accent 5" w:uiPriority="66"/>
+    <w:lsdException w:name="Medium Grid 1 Accent 5" w:uiPriority="67"/>
+    <w:lsdException w:name="Medium Grid 2 Accent 5" w:uiPriority="68"/>
+    <w:lsdException w:name="Medium Grid 3 Accent 5" w:uiPriority="69"/>
+    <w:lsdException w:name="Dark List Accent 5" w:uiPriority="70"/>
+    <w:lsdException w:name="Colorful Shading Accent 5" w:uiPriority="71"/>
+    <w:lsdException w:name="Colorful List Accent 5" w:uiPriority="72"/>
+    <w:lsdException w:name="Colorful Grid Accent 5" w:uiPriority="73"/>
+    <w:lsdException w:name="Light Shading Accent 6" w:uiPriority="60"/>
+    <w:lsdException w:name="Light List Accent 6" w:uiPriority="61"/>
+    <w:lsdException w:name="Light Grid Accent 6" w:uiPriority="62"/>
+    <w:lsdException w:name="Medium Shading 1 Accent 6" w:uiPriority="63"/>
+    <w:lsdException w:name="Medium Shading 2 Accent 6" w:uiPriority="64"/>
+    <w:lsdException w:name="Medium List 1 Accent 6" w:uiPriority="65"/>
+    <w:lsdException w:name="Medium List 2 Accent 6" w:uiPriority="66"/>
+    <w:lsdException w:name="Medium Grid 1 Accent 6" w:uiPriority="67"/>
+    <w:lsdException w:name="Medium Grid 2 Accent 6" w:uiPriority="68"/>
+    <w:lsdException w:name="Medium Grid 3 Accent 6" w:uiPriority="69"/>
+    <w:lsdException w:name="Dark List Accent 6" w:uiPriority="70"/>
+    <w:lsdException w:name="Colorful Shading Accent 6" w:uiPriority="71"/>
+    <w:lsdException w:name="Colorful List Accent 6" w:uiPriority="72"/>
+    <w:lsdException w:name="Colorful Grid Accent 6" w:uiPriority="73"/>
+    <w:lsdException w:name="Subtle Emphasis" w:uiPriority="19" w:qFormat="1"/>
+    <w:lsdException w:name="Intense Emphasis" w:uiPriority="21" w:qFormat="1"/>
+    <w:lsdException w:name="Subtle Reference" w:uiPriority="31" w:qFormat="1"/>
+    <w:lsdException w:name="Intense Reference" w:uiPriority="32" w:qFormat="1"/>
+    <w:lsdException w:name="Book Title" w:uiPriority="33" w:qFormat="1"/>
+    <w:lsdException w:name="Bibliography" w:semiHidden="1" w:uiPriority="37" w:unhideWhenUsed="1"/>
+    <w:lsdException w:name="TOC Heading" w:semiHidden="1" w:uiPriority="39" w:unhideWhenUsed="1" w:qFormat="1"/>
+    <w:lsdException w:name="Plain Table 1" w:uiPriority="41"/>
+    <w:lsdException w:name="Plain Table 2" w:uiPriority="42"/>
+    <w:lsdException w:name="Plain Table 3" w:uiPriority="43"/>
+    <w:lsdException w:name="Plain Table 4" w:uiPriority="44"/>
+    <w:lsdException w:name="Plain Table 5" w:uiPriority="45"/>
+    <w:lsdException w:name="Grid Table Light" w:uiPriority="40"/>
+    <w:lsdException w:name="Grid Table 1 Light" w:uiPriority="46"/>
+    <w:lsdException w:name="Grid Table 2" w:uiPriority="47"/>
+    <w:lsdException w:name="Grid Table 3" w:uiPriority="48"/>
+    <w:lsdException w:name="Grid Table 4" w:uiPriority="49"/>
+    <w:lsdException w:name="Grid Table 5 Dark" w:uiPriority="50"/>
+    <w:lsdException w:name="Grid Table 6 Colorful" w:uiPriority="51"/>
+    <w:lsdException w:name="Grid Table 7 Colorful" w:uiPriority="52"/>
+    <w:lsdException w:name="Grid Table 1 Light Accent 1" w:uiPriority="46"/>
+    <w:lsdException w:name="Grid Table 2 Accent 1" w:uiPriority="47"/>
+    <w:lsdException w:name="Grid Table 3 Accent 1" w:uiPriority="48"/>
+    <w:lsdException w:name="Grid Table 4 Accent 1" w:uiPriority="49"/>
+    <w:lsdException w:name="Grid Table 5 Dark Accent 1" w:uiPriority="50"/>
+    <w:lsdException w:name="Grid Table 6 Colorful Accent 1" w:uiPriority="51"/>
+    <w:lsdException w:name="Grid Table 7 Colorful Accent 1" w:uiPriority="52"/>
+    <w:lsdException w:name="Grid Table 1 Light Accent 2" w:uiPriority="46"/>
+    <w:lsdException w:name="Grid Table 2 Accent 2" w:uiPriority="47"/>
+    <w:lsdException w:name="Grid Table 3 Accent 2" w:uiPriority="48"/>
+    <w:lsdException w:name="Grid Table 4 Accent 2" w:uiPriority="49"/>
+    <w:lsdException w:name="Grid Table 5 Dark Accent 2" w:uiPriority="50"/>
+    <w:lsdException w:name="Grid Table 6 Colorful Accent 2" w:uiPriority="51"/>
+    <w:lsdException w:name="Grid Table 7 Colorful Accent 2" w:uiPriority="52"/>
+    <w:lsdException w:name="Grid Table 1 Light Accent 3" w:uiPriority="46"/>
+    <w:lsdException w:name="Grid Table 2 Accent 3" w:uiPriority="47"/>
+    <w:lsdException w:name="Grid Table 3 Accent 3" w:uiPriority="48"/>
+    <w:lsdException w:name="Grid Table 4 Accent 3" w:uiPriority="49"/>
+    <w:lsdException w:name="Grid Table 5 Dark Accent 3" w:uiPriority="50"/>
+    <w:lsdException w:name="Grid Table 6 Colorful Accent 3" w:uiPriority="51"/>
+    <w:lsdException w:name="Grid Table 7 Colorful Accent 3" w:uiPriority="52"/>
+    <w:lsdException w:name="Grid Table 1 Light Accent 4" w:uiPriority="46"/>
+    <w:lsdException w:name="Grid Table 2 Accent 4" w:uiPriority="47"/>
+    <w:lsdException w:name="Grid Table 3 Accent 4" w:uiPriority="48"/>
+    <w:lsdException w:name="Grid Table 4 Accent 4" w:uiPriority="49"/>
+    <w:lsdException w:name="Grid Table 5 Dark Accent 4" w:uiPriority="50"/>
+    <w:lsdException w:name="Grid Table 6 Colorful Accent 4" w:uiPriority="51"/>
+    <w:lsdException w:name="Grid Table 7 Colorful Accent 4" w:uiPriority="52"/>
+    <w:lsdException w:name="Grid Table 1 Light Accent 5" w:uiPriority="46"/>
+    <w:lsdException w:name="Grid Table 2 Accent 5" w:uiPriority="47"/>
+    <w:lsdException w:name="Grid Table 3 Accent 5" w:uiPriority="48"/>
+    <w:lsdException w:name="Grid Table 4 Accent 5" w:uiPriority="49"/>
+    <w:lsdException w:name="Grid Table 5 Dark Accent 5" w:uiPriority="50"/>
+    <w:lsdException w:name="Grid Table 6 Colorful Accent 5" w:uiPriority="51"/>
+    <w:lsdException w:name="Grid Table 7 Colorful Accent 5" w:uiPriority="52"/>
+    <w:lsdException w:name="Grid Table 1 Light Accent 6" w:uiPriority="46"/>
+    <w:lsdException w:name="Grid Table 2 Accent 6" w:uiPriority="47"/>
+    <w:lsdException w:name="Grid Table 3 Accent 6" w:uiPriority="48"/>
+    <w:lsdException w:name="Grid Table 4 Accent 6" w:uiPriority="49"/>
+    <w:lsdException w:name="Grid Table 5 Dark Accent 6" w:uiPriority="50"/>
+    <w:lsdException w:name="Grid Table 6 Colorful Accent 6" w:uiPriority="51"/>
+    <w:lsdException w:name="Grid Table 7 Colorful Accent 6" w:uiPriority="52"/>
+    <w:lsdException w:name="List Table 1 Light" w:uiPriority="46"/>
+    <w:lsdException w:name="List Table 2" w:uiPriority="47"/>
+    <w:lsdException w:name="List Table 3" w:uiPriority="48"/>
+    <w:lsdException w:name="List Table 4" w:uiPriority="49"/>
+    <w:lsdException w:name="List Table 5 Dark" w:uiPriority="50"/>
+    <w:lsdException w:name="List Table 6 Colorful" w:uiPriority="51"/>
+    <w:lsdException w:name="List Table 7 Colorful" w:uiPriority="52"/>
+    <w:lsdException w:name="List Table 1 Light Accent 1" w:uiPriority="46"/>
+    <w:lsdException w:name="List Table 2 Accent 1" w:uiPriority="47"/>
+    <w:lsdException w:name="List Table 3 Accent 1" w:uiPriority="48"/>
+    <w:lsdException w:name="List Table 4 Accent 1" w:uiPriority="49"/>
+    <w:lsdException w:name="List Table 5 Dark Accent 1" w:uiPriority="50"/>
+    <w:lsdException w:name="List Table 6 Colorful Accent 1" w:uiPriority="51"/>
+    <w:lsdException w:name="List Table 7 Colorful Accent 1" w:uiPriority="52"/>
+    <w:lsdException w:name="List Table 1 Light Accent 2" w:uiPriority="46"/>
+    <w:lsdException w:name="List Table 2 Accent 2" w:uiPriority="47"/>
+    <w:lsdException w:name="List Table 3 Accent 2" w:uiPriority="48"/>
+    <w:lsdException w:name="List Table 4 Accent 2" w:uiPriority="49"/>
+    <w:lsdException w:name="List Table 5 Dark Accent 2" w:uiPriority="50"/>
+    <w:lsdException w:name="List Table 6 Colorful Accent 2" w:uiPriority="51"/>
+    <w:lsdException w:name="List Table 7 Colorful Accent 2" w:uiPriority="52"/>
+    <w:lsdException w:name="List Table 1 Light Accent 3" w:uiPriority="46"/>
+    <w:lsdException w:name="List Table 2 Accent 3" w:uiPriority="47"/>
+    <w:lsdException w:name="List Table 3 Accent 3" w:uiPriority="48"/>
+    <w:lsdException w:name="List Table 4 Accent 3" w:uiPriority="49"/>
+    <w:lsdException w:name="List Table 5 Dark Accent 3" w:uiPriority="50"/>
+    <w:lsdException w:name="List Table 6 Colorful Accent 3" w:uiPriority="51"/>
+    <w:lsdException w:name="List Table 7 Colorful Accent 3" w:uiPriority="52"/>
+    <w:lsdException w:name="List Table 1 Light Accent 4" w:uiPriority="46"/>
+    <w:lsdException w:name="List Table 2 Accent 4" w:uiPriority="47"/>
+    <w:lsdException w:name="List Table 3 Accent 4" w:uiPriority="48"/>
+    <w:lsdException w:name="List Table 4 Accent 4" w:uiPriority="49"/>
+    <w:lsdException w:name="List Table 5 Dark Accent 4" w:uiPriority="50"/>
+    <w:lsdException w:name="List Table 6 Colorful Accent 4" w:uiPriority="51"/>
+    <w:lsdException w:name="List Table 7 Colorful Accent 4" w:uiPriority="52"/>
+    <w:lsdException w:name="List Table 1 Light Accent 5" w:uiPriority="46"/>
+    <w:lsdException w:name="List Table 2 Accent 5" w:uiPriority="47"/>
+    <w:lsdException w:name="List Table 3 Accent 5" w:uiPriority="48"/>
+    <w:lsdException w:name="List Table 4 Accent 5" w:uiPriority="49"/>
+    <w:lsdException w:name="List Table 5 Dark Accent 5" w:uiPriority="50"/>
+    <w:lsdException w:name="List Table 6 Colorful Accent 5" w:uiPriority="51"/>
+    <w:lsdException w:name="List Table 7 Colorful Accent 5" w:uiPriority="52"/>
+    <w:lsdException w:name="List Table 1 Light Accent 6" w:uiPriority="46"/>
+    <w:lsdException w:name="List Table 2 Accent 6" w:uiPriority="47"/>
+    <w:lsdException w:name="List Table 3 Accent 6" w:uiPriority="48"/>
+    <w:lsdException w:name="List Table 4 Accent 6" w:uiPriority="49"/>
+    <w:lsdException w:name="List Table 5 Dark Accent 6" w:uiPriority="50"/>
+    <w:lsdException w:name="List Table 6 Colorful Accent 6" w:uiPriority="51"/>
+    <w:lsdException w:name="List Table 7 Colorful Accent 6" w:uiPriority="52"/>
+    <w:lsdException w:name="Mention" w:semiHidden="1" w:unhideWhenUsed="1"/>
+    <w:lsdException w:name="Smart Hyperlink" w:semiHidden="1" w:unhideWhenUsed="1"/>
+    <w:lsdException w:name="Hashtag" w:semiHidden="1" w:unhideWhenUsed="1"/>
+    <w:lsdException w:name="Unresolved Mention" w:semiHidden="1" w:unhideWhenUsed="1"/>
+    <w:lsdException w:name="Smart Link" w:semiHidden="1" w:unhideWhenUsed="1"/>
+  </w:latentStyles>
+  <w:style w:type="paragraph" w:default="1" w:styleId="Normal">
+    <w:name w:val="Normal"/>
+    <w:qFormat/>
   </w:style>
   <w:style w:type="paragraph" w:styleId="Heading1">
     <w:name w:val="heading 1"/>
     <w:basedOn w:val="Normal"/>
     <w:next w:val="Normal"/>
+    <w:uiPriority w:val="9"/>
+    <w:qFormat/>
     <w:pPr>
-      <w:keepNext w:val="1"/>
-      <w:keepLines w:val="1"/>
-      <w:pageBreakBefore w:val="0"/>
-      <w:spacing w:after="120" w:before="400" w:lineRule="auto"/>
+      <w:keepNext/>
+      <w:keepLines/>
+      <w:spacing w:before="400" w:after="120"/>
+      <w:outlineLvl w:val="0"/>
     </w:pPr>
     <w:rPr>
       <w:sz w:val="40"/>
@@ -773,15 +2010,17 @@
     <w:name w:val="heading 2"/>
     <w:basedOn w:val="Normal"/>
     <w:next w:val="Normal"/>
+    <w:uiPriority w:val="9"/>
+    <w:semiHidden/>
+    <w:unhideWhenUsed/>
+    <w:qFormat/>
     <w:pPr>
-      <w:keepNext w:val="1"/>
-      <w:keepLines w:val="1"/>
-      <w:pageBreakBefore w:val="0"/>
-      <w:spacing w:after="120" w:before="360" w:lineRule="auto"/>
+      <w:keepNext/>
+      <w:keepLines/>
+      <w:spacing w:before="360" w:after="120"/>
+      <w:outlineLvl w:val="1"/>
     </w:pPr>
     <w:rPr>
-      <w:b w:val="0"/>
-      <w:bCs w:val="0"/>
       <w:sz w:val="32"/>
       <w:szCs w:val="32"/>
     </w:rPr>
@@ -790,15 +2029,17 @@
     <w:name w:val="heading 3"/>
     <w:basedOn w:val="Normal"/>
     <w:next w:val="Normal"/>
+    <w:uiPriority w:val="9"/>
+    <w:semiHidden/>
+    <w:unhideWhenUsed/>
+    <w:qFormat/>
     <w:pPr>
-      <w:keepNext w:val="1"/>
-      <w:keepLines w:val="1"/>
-      <w:pageBreakBefore w:val="0"/>
-      <w:spacing w:after="80" w:before="320" w:lineRule="auto"/>
+      <w:keepNext/>
+      <w:keepLines/>
+      <w:spacing w:before="320" w:after="80"/>
+      <w:outlineLvl w:val="2"/>
     </w:pPr>
     <w:rPr>
-      <w:b w:val="0"/>
-      <w:bCs w:val="0"/>
       <w:color w:val="434343"/>
       <w:sz w:val="28"/>
       <w:szCs w:val="28"/>
@@ -808,11 +2049,15 @@
     <w:name w:val="heading 4"/>
     <w:basedOn w:val="Normal"/>
     <w:next w:val="Normal"/>
+    <w:uiPriority w:val="9"/>
+    <w:semiHidden/>
+    <w:unhideWhenUsed/>
+    <w:qFormat/>
     <w:pPr>
-      <w:keepNext w:val="1"/>
-      <w:keepLines w:val="1"/>
-      <w:pageBreakBefore w:val="0"/>
-      <w:spacing w:after="80" w:before="280" w:lineRule="auto"/>
+      <w:keepNext/>
+      <w:keepLines/>
+      <w:spacing w:before="280" w:after="80"/>
+      <w:outlineLvl w:val="3"/>
     </w:pPr>
     <w:rPr>
       <w:color w:val="666666"/>
@@ -824,45 +2069,88 @@
     <w:name w:val="heading 5"/>
     <w:basedOn w:val="Normal"/>
     <w:next w:val="Normal"/>
+    <w:uiPriority w:val="9"/>
+    <w:semiHidden/>
+    <w:unhideWhenUsed/>
+    <w:qFormat/>
     <w:pPr>
-      <w:keepNext w:val="1"/>
-      <w:keepLines w:val="1"/>
-      <w:pageBreakBefore w:val="0"/>
-      <w:spacing w:after="80" w:before="240" w:lineRule="auto"/>
+      <w:keepNext/>
+      <w:keepLines/>
+      <w:spacing w:before="240" w:after="80"/>
+      <w:outlineLvl w:val="4"/>
     </w:pPr>
     <w:rPr>
       <w:color w:val="666666"/>
-      <w:sz w:val="22"/>
-      <w:szCs w:val="22"/>
     </w:rPr>
   </w:style>
   <w:style w:type="paragraph" w:styleId="Heading6">
     <w:name w:val="heading 6"/>
     <w:basedOn w:val="Normal"/>
     <w:next w:val="Normal"/>
+    <w:uiPriority w:val="9"/>
+    <w:semiHidden/>
+    <w:unhideWhenUsed/>
+    <w:qFormat/>
     <w:pPr>
-      <w:keepNext w:val="1"/>
-      <w:keepLines w:val="1"/>
-      <w:pageBreakBefore w:val="0"/>
-      <w:spacing w:after="80" w:before="240" w:lineRule="auto"/>
+      <w:keepNext/>
+      <w:keepLines/>
+      <w:spacing w:before="240" w:after="80"/>
+      <w:outlineLvl w:val="5"/>
     </w:pPr>
     <w:rPr>
-      <w:i w:val="1"/>
-      <w:iCs w:val="1"/>
+      <w:i/>
+      <w:iCs/>
       <w:color w:val="666666"/>
-      <w:sz w:val="22"/>
-      <w:szCs w:val="22"/>
     </w:rPr>
+  </w:style>
+  <w:style w:type="character" w:default="1" w:styleId="DefaultParagraphFont">
+    <w:name w:val="Default Paragraph Font"/>
+    <w:uiPriority w:val="1"/>
+    <w:semiHidden/>
+    <w:unhideWhenUsed/>
+  </w:style>
+  <w:style w:type="table" w:default="1" w:styleId="TableNormal">
+    <w:name w:val="Normal Table"/>
+    <w:uiPriority w:val="99"/>
+    <w:semiHidden/>
+    <w:unhideWhenUsed/>
+    <w:tblPr>
+      <w:tblInd w:w="0" w:type="dxa"/>
+      <w:tblCellMar>
+        <w:top w:w="0" w:type="dxa"/>
+        <w:left w:w="108" w:type="dxa"/>
+        <w:bottom w:w="0" w:type="dxa"/>
+        <w:right w:w="108" w:type="dxa"/>
+      </w:tblCellMar>
+    </w:tblPr>
+  </w:style>
+  <w:style w:type="numbering" w:default="1" w:styleId="NoList">
+    <w:name w:val="No List"/>
+    <w:uiPriority w:val="99"/>
+    <w:semiHidden/>
+    <w:unhideWhenUsed/>
+  </w:style>
+  <w:style w:type="table" w:customStyle="1" w:styleId="TableNormal0">
+    <w:name w:val="TableNormal"/>
+    <w:tblPr>
+      <w:tblCellMar>
+        <w:top w:w="100" w:type="dxa"/>
+        <w:left w:w="100" w:type="dxa"/>
+        <w:bottom w:w="100" w:type="dxa"/>
+        <w:right w:w="100" w:type="dxa"/>
+      </w:tblCellMar>
+    </w:tblPr>
   </w:style>
   <w:style w:type="paragraph" w:styleId="Title">
     <w:name w:val="Title"/>
     <w:basedOn w:val="Normal"/>
     <w:next w:val="Normal"/>
+    <w:uiPriority w:val="10"/>
+    <w:qFormat/>
     <w:pPr>
-      <w:keepNext w:val="1"/>
-      <w:keepLines w:val="1"/>
-      <w:pageBreakBefore w:val="0"/>
-      <w:spacing w:after="60" w:before="0" w:lineRule="auto"/>
+      <w:keepNext/>
+      <w:keepLines/>
+      <w:spacing w:after="60"/>
     </w:pPr>
     <w:rPr>
       <w:sz w:val="52"/>
@@ -873,16 +2161,14 @@
     <w:name w:val="Subtitle"/>
     <w:basedOn w:val="Normal"/>
     <w:next w:val="Normal"/>
+    <w:uiPriority w:val="11"/>
+    <w:qFormat/>
     <w:pPr>
-      <w:keepNext w:val="1"/>
-      <w:keepLines w:val="1"/>
-      <w:pageBreakBefore w:val="0"/>
-      <w:spacing w:after="320" w:before="0" w:lineRule="auto"/>
+      <w:keepNext/>
+      <w:keepLines/>
+      <w:spacing w:after="320"/>
     </w:pPr>
     <w:rPr>
-      <w:rFonts w:ascii="Arial" w:cs="Arial" w:eastAsia="Arial" w:hAnsi="Arial"/>
-      <w:i w:val="0"/>
-      <w:iCs w:val="0"/>
       <w:color w:val="666666"/>
       <w:sz w:val="30"/>
       <w:szCs w:val="30"/>
